--- a/Notes.DOCX
+++ b/Notes.DOCX
@@ -4,6 +4,1880 @@
   <w:body>
     <w:p>
       <w:r>
+        <w:t>Chapter 1 – The Golem of Prague</w:t>
+      </w:r>
+    </w:p>
+    <w:p>
+      <w:r>
+        <w:t>Detailed workflow,</w:t>
+      </w:r>
+    </w:p>
+    <w:p>
+      <w:pPr>
+        <w:rPr>
+          <w:rFonts w:hint="eastAsia"/>
+        </w:rPr>
+      </w:pPr>
+      <w:r>
+        <w:t>Testing interventions</w:t>
+      </w:r>
+      <w:r>
+        <w:rPr>
+          <w:rFonts w:hint="eastAsia"/>
+        </w:rPr>
+        <w:t xml:space="preserve"> </w:t>
+      </w:r>
+      <w:r>
+        <w:rPr>
+          <w:rFonts w:hint="eastAsia"/>
+        </w:rPr>
+        <w:t>干预措施</w:t>
+      </w:r>
+    </w:p>
+    <w:p>
+      <w:pPr>
+        <w:rPr>
+          <w:rFonts w:hint="eastAsia"/>
+        </w:rPr>
+      </w:pPr>
+      <w:r>
+        <w:t>Post-stratification</w:t>
+      </w:r>
+      <w:r>
+        <w:rPr>
+          <w:rFonts w:hint="eastAsia"/>
+        </w:rPr>
+        <w:t xml:space="preserve"> </w:t>
+      </w:r>
+      <w:r>
+        <w:rPr>
+          <w:rFonts w:hint="eastAsia"/>
+        </w:rPr>
+        <w:t>事后分层</w:t>
+      </w:r>
+    </w:p>
+    <w:p>
+      <w:pPr>
+        <w:rPr>
+          <w:rFonts w:hint="eastAsia"/>
+        </w:rPr>
+      </w:pPr>
+      <w:r>
+        <w:t>Foreground measurement</w:t>
+      </w:r>
+      <w:r>
+        <w:rPr>
+          <w:rFonts w:hint="eastAsia"/>
+        </w:rPr>
+        <w:t xml:space="preserve"> </w:t>
+      </w:r>
+      <w:r>
+        <w:rPr>
+          <w:rFonts w:hint="eastAsia"/>
+        </w:rPr>
+        <w:t>前景测量</w:t>
+      </w:r>
+    </w:p>
+    <w:p>
+      <w:r>
+        <w:t>Missing sensitivity analysis.</w:t>
+      </w:r>
+    </w:p>
+    <w:p/>
+    <w:p/>
+    <w:p>
+      <w:pPr>
+        <w:rPr>
+          <w:lang w:val="en-GB"/>
+        </w:rPr>
+      </w:pPr>
+      <w:r>
+        <w:rPr>
+          <w:rFonts w:hint="eastAsia"/>
+        </w:rPr>
+        <w:t xml:space="preserve">For </w:t>
+      </w:r>
+      <w:r>
+        <w:rPr>
+          <w:b/>
+          <w:bCs/>
+          <w:lang w:val="en-GB"/>
+        </w:rPr>
+        <w:t>statistical models</w:t>
+      </w:r>
+      <w:r>
+        <w:rPr>
+          <w:lang w:val="en-GB"/>
+        </w:rPr>
+        <w:t xml:space="preserve"> to produce scientific insight</w:t>
+      </w:r>
+      <w:r>
+        <w:rPr>
+          <w:rFonts w:hint="eastAsia"/>
+          <w:lang w:val="en-GB"/>
+        </w:rPr>
+        <w:t xml:space="preserve"> </w:t>
+      </w:r>
+      <w:r>
+        <w:rPr>
+          <w:rFonts w:hint="eastAsia"/>
+          <w:lang w:val="en-GB"/>
+        </w:rPr>
+        <w:t>洞察力</w:t>
+      </w:r>
+      <w:r>
+        <w:rPr>
+          <w:lang w:val="en-GB"/>
+        </w:rPr>
+        <w:t xml:space="preserve">, they require additional </w:t>
+      </w:r>
+      <w:r>
+        <w:rPr>
+          <w:b/>
+          <w:bCs/>
+          <w:lang w:val="en-GB"/>
+        </w:rPr>
+        <w:t>scientific (causal</w:t>
+      </w:r>
+      <w:r>
+        <w:rPr>
+          <w:rFonts w:hint="eastAsia"/>
+          <w:b/>
+          <w:bCs/>
+          <w:lang w:val="en-GB"/>
+        </w:rPr>
+        <w:t xml:space="preserve"> </w:t>
+      </w:r>
+      <w:r>
+        <w:rPr>
+          <w:rFonts w:hint="eastAsia"/>
+          <w:b/>
+          <w:bCs/>
+          <w:lang w:val="en-GB"/>
+        </w:rPr>
+        <w:t>因果</w:t>
+      </w:r>
+      <w:r>
+        <w:rPr>
+          <w:b/>
+          <w:bCs/>
+          <w:lang w:val="en-GB"/>
+        </w:rPr>
+        <w:t>) models</w:t>
+      </w:r>
+      <w:r>
+        <w:rPr>
+          <w:lang w:val="en-GB"/>
+        </w:rPr>
+        <w:t>.</w:t>
+      </w:r>
+    </w:p>
+    <w:p>
+      <w:pPr>
+        <w:rPr>
+          <w:lang w:val="en-GB"/>
+        </w:rPr>
+      </w:pPr>
+      <w:r>
+        <w:rPr>
+          <w:lang w:val="en-GB"/>
+        </w:rPr>
+        <w:t xml:space="preserve">The </w:t>
+      </w:r>
+      <w:r>
+        <w:rPr>
+          <w:b/>
+          <w:bCs/>
+          <w:lang w:val="en-GB"/>
+        </w:rPr>
+        <w:t>reasons</w:t>
+      </w:r>
+      <w:r>
+        <w:rPr>
+          <w:lang w:val="en-GB"/>
+        </w:rPr>
+        <w:t xml:space="preserve"> for a statistical analysis are not found in the data themselves, but rather in the </w:t>
+      </w:r>
+      <w:r>
+        <w:rPr>
+          <w:b/>
+          <w:bCs/>
+          <w:lang w:val="en-GB"/>
+        </w:rPr>
+        <w:t>causes</w:t>
+      </w:r>
+      <w:r>
+        <w:rPr>
+          <w:lang w:val="en-GB"/>
+        </w:rPr>
+        <w:t xml:space="preserve"> of the data.</w:t>
+      </w:r>
+    </w:p>
+    <w:p>
+      <w:pPr>
+        <w:rPr>
+          <w:b/>
+          <w:bCs/>
+          <w:lang w:val="en-GB"/>
+        </w:rPr>
+      </w:pPr>
+      <w:r>
+        <w:rPr>
+          <w:lang w:val="en-GB"/>
+        </w:rPr>
+        <w:t xml:space="preserve">The </w:t>
+      </w:r>
+      <w:r>
+        <w:rPr>
+          <w:b/>
+          <w:bCs/>
+          <w:lang w:val="en-GB"/>
+        </w:rPr>
+        <w:t>causes</w:t>
+      </w:r>
+      <w:r>
+        <w:rPr>
+          <w:lang w:val="en-GB"/>
+        </w:rPr>
+        <w:t xml:space="preserve"> of the data cannot be extracted from the data alone. </w:t>
+      </w:r>
+      <w:r>
+        <w:rPr>
+          <w:b/>
+          <w:bCs/>
+          <w:lang w:val="en-GB"/>
+        </w:rPr>
+        <w:t>No causes in; no causes out.</w:t>
+      </w:r>
+    </w:p>
+    <w:p/>
+    <w:p>
+      <w:r>
+        <w:t>Causal Inference</w:t>
+      </w:r>
+      <w:r>
+        <w:rPr>
+          <w:rFonts w:hint="eastAsia"/>
+        </w:rPr>
+        <w:t xml:space="preserve"> </w:t>
+      </w:r>
+      <w:r>
+        <w:rPr>
+          <w:rFonts w:hint="eastAsia"/>
+        </w:rPr>
+        <w:t>因果推断</w:t>
+      </w:r>
+      <w:r>
+        <w:t>:</w:t>
+      </w:r>
+    </w:p>
+    <w:p>
+      <w:r>
+        <w:t xml:space="preserve">More than </w:t>
+      </w:r>
+      <w:r>
+        <w:rPr>
+          <w:b/>
+          <w:bCs/>
+        </w:rPr>
+        <w:t>association</w:t>
+      </w:r>
+      <w:r>
+        <w:rPr>
+          <w:rFonts w:hint="eastAsia"/>
+          <w:b/>
+          <w:bCs/>
+        </w:rPr>
+        <w:t xml:space="preserve"> </w:t>
+      </w:r>
+      <w:r>
+        <w:rPr>
+          <w:rFonts w:hint="eastAsia"/>
+          <w:b/>
+          <w:bCs/>
+        </w:rPr>
+        <w:t>关联</w:t>
+      </w:r>
+      <w:r>
+        <w:t xml:space="preserve"> between variables.</w:t>
+      </w:r>
+    </w:p>
+    <w:p>
+      <w:pPr>
+        <w:rPr>
+          <w:rFonts w:hint="eastAsia"/>
+        </w:rPr>
+      </w:pPr>
+      <w:r>
+        <w:rPr>
+          <w:b/>
+          <w:bCs/>
+        </w:rPr>
+        <w:t>Prediction</w:t>
+      </w:r>
+      <w:r>
+        <w:t xml:space="preserve"> of intervention</w:t>
+      </w:r>
+      <w:r>
+        <w:rPr>
+          <w:rFonts w:hint="eastAsia"/>
+        </w:rPr>
+        <w:t xml:space="preserve"> </w:t>
+      </w:r>
+      <w:r>
+        <w:rPr>
+          <w:rFonts w:hint="eastAsia"/>
+        </w:rPr>
+        <w:t>干预</w:t>
+      </w:r>
+    </w:p>
+    <w:p>
+      <w:r>
+        <w:rPr>
+          <w:b/>
+          <w:bCs/>
+        </w:rPr>
+        <w:t>Imputation</w:t>
+      </w:r>
+      <w:r>
+        <w:t xml:space="preserve"> </w:t>
+      </w:r>
+      <w:r>
+        <w:rPr>
+          <w:rFonts w:hint="eastAsia"/>
+        </w:rPr>
+        <w:t>插补</w:t>
+      </w:r>
+      <w:r>
+        <w:rPr>
+          <w:rFonts w:hint="eastAsia"/>
+        </w:rPr>
+        <w:t xml:space="preserve"> </w:t>
+      </w:r>
+      <w:r>
+        <w:t>of missing observations.</w:t>
+      </w:r>
+    </w:p>
+    <w:p/>
+    <w:p>
+      <w:r>
+        <w:t>Causal Prediction</w:t>
+      </w:r>
+      <w:r>
+        <w:rPr>
+          <w:rFonts w:hint="eastAsia"/>
+        </w:rPr>
+        <w:t xml:space="preserve"> </w:t>
+      </w:r>
+      <w:r>
+        <w:rPr>
+          <w:rFonts w:hint="eastAsia"/>
+        </w:rPr>
+        <w:t>因果推断</w:t>
+      </w:r>
+      <w:r>
+        <w:t xml:space="preserve"> – Knowing a </w:t>
+      </w:r>
+      <w:r>
+        <w:rPr>
+          <w:b/>
+          <w:bCs/>
+        </w:rPr>
+        <w:t>cause</w:t>
+      </w:r>
+      <w:r>
+        <w:t xml:space="preserve"> means being able to predict the </w:t>
+      </w:r>
+      <w:r>
+        <w:rPr>
+          <w:b/>
+          <w:bCs/>
+        </w:rPr>
+        <w:t>consequences</w:t>
+      </w:r>
+      <w:r>
+        <w:t xml:space="preserve"> of an </w:t>
+      </w:r>
+      <w:r>
+        <w:rPr>
+          <w:b/>
+          <w:bCs/>
+        </w:rPr>
+        <w:t>intervention</w:t>
+      </w:r>
+      <w:r>
+        <w:t>. What if I do this?</w:t>
+      </w:r>
+    </w:p>
+    <w:p/>
+    <w:p>
+      <w:pPr>
+        <w:rPr>
+          <w:rFonts w:hint="eastAsia"/>
+        </w:rPr>
+      </w:pPr>
+      <w:r>
+        <w:t>Causal Imputation</w:t>
+      </w:r>
+      <w:r>
+        <w:rPr>
+          <w:rFonts w:hint="eastAsia"/>
+        </w:rPr>
+        <w:t xml:space="preserve"> </w:t>
+      </w:r>
+      <w:r>
+        <w:rPr>
+          <w:rFonts w:hint="eastAsia"/>
+        </w:rPr>
+        <w:t>因果归责</w:t>
+      </w:r>
+      <w:r>
+        <w:t xml:space="preserve"> – </w:t>
+      </w:r>
+      <w:r>
+        <w:rPr>
+          <w:rFonts w:hint="eastAsia"/>
+        </w:rPr>
+        <w:t xml:space="preserve">Knowing a cause means being able to construct unobserved </w:t>
+      </w:r>
+      <w:r>
+        <w:rPr>
+          <w:rFonts w:hint="eastAsia"/>
+          <w:b/>
+          <w:bCs/>
+        </w:rPr>
+        <w:t>counterfactual</w:t>
+      </w:r>
+      <w:r>
+        <w:rPr>
+          <w:rFonts w:hint="eastAsia"/>
+        </w:rPr>
+        <w:t xml:space="preserve"> </w:t>
+      </w:r>
+      <w:r>
+        <w:rPr>
+          <w:rFonts w:hint="eastAsia"/>
+        </w:rPr>
+        <w:t>反事实的</w:t>
+      </w:r>
+      <w:r>
+        <w:rPr>
+          <w:rFonts w:hint="eastAsia"/>
+        </w:rPr>
+        <w:t xml:space="preserve"> </w:t>
+      </w:r>
+      <w:r>
+        <w:rPr>
+          <w:rFonts w:hint="eastAsia"/>
+          <w:b/>
+          <w:bCs/>
+        </w:rPr>
+        <w:t>outcomes</w:t>
+      </w:r>
+      <w:r>
+        <w:rPr>
+          <w:rFonts w:hint="eastAsia"/>
+        </w:rPr>
+        <w:t xml:space="preserve">. What if I had done </w:t>
+      </w:r>
+      <w:r>
+        <w:t>something</w:t>
+      </w:r>
+      <w:r>
+        <w:rPr>
+          <w:rFonts w:hint="eastAsia"/>
+        </w:rPr>
+        <w:t xml:space="preserve"> else?</w:t>
+      </w:r>
+    </w:p>
+    <w:p/>
+    <w:p>
+      <w:r>
+        <w:rPr>
+          <w:rFonts w:hint="eastAsia"/>
+        </w:rPr>
+        <w:lastRenderedPageBreak/>
+        <w:t>Causes are not optional</w:t>
+      </w:r>
+    </w:p>
+    <w:p>
+      <w:pPr>
+        <w:pStyle w:val="a9"/>
+        <w:numPr>
+          <w:ilvl w:val="0"/>
+          <w:numId w:val="1"/>
+        </w:numPr>
+      </w:pPr>
+      <w:r>
+        <w:t>E</w:t>
+      </w:r>
+      <w:r>
+        <w:rPr>
+          <w:rFonts w:hint="eastAsia"/>
+        </w:rPr>
+        <w:t>ven when goal is descriptive, need causal model.</w:t>
+      </w:r>
+    </w:p>
+    <w:p>
+      <w:pPr>
+        <w:pStyle w:val="a9"/>
+        <w:numPr>
+          <w:ilvl w:val="0"/>
+          <w:numId w:val="1"/>
+        </w:numPr>
+      </w:pPr>
+      <w:r>
+        <w:rPr>
+          <w:rFonts w:hint="eastAsia"/>
+        </w:rPr>
+        <w:t>The sample differs from the population; describing the population requires causal thinking about why.</w:t>
+      </w:r>
+    </w:p>
+    <w:p/>
+    <w:p>
+      <w:r>
+        <w:rPr>
+          <w:rFonts w:hint="eastAsia"/>
+        </w:rPr>
+        <w:t>DAGS</w:t>
+      </w:r>
+    </w:p>
+    <w:p>
+      <w:pPr>
+        <w:pStyle w:val="a9"/>
+        <w:numPr>
+          <w:ilvl w:val="0"/>
+          <w:numId w:val="1"/>
+        </w:numPr>
+      </w:pPr>
+      <w:r>
+        <w:rPr>
+          <w:rFonts w:hint="eastAsia"/>
+        </w:rPr>
+        <w:t>Directed Acyclic Groups</w:t>
+      </w:r>
+    </w:p>
+    <w:p>
+      <w:pPr>
+        <w:pStyle w:val="a9"/>
+        <w:numPr>
+          <w:ilvl w:val="0"/>
+          <w:numId w:val="1"/>
+        </w:numPr>
+      </w:pPr>
+      <w:r>
+        <w:rPr>
+          <w:rFonts w:hint="eastAsia"/>
+        </w:rPr>
+        <w:t>Heuristic causal models</w:t>
+      </w:r>
+    </w:p>
+    <w:p>
+      <w:pPr>
+        <w:pStyle w:val="a9"/>
+        <w:numPr>
+          <w:ilvl w:val="0"/>
+          <w:numId w:val="1"/>
+        </w:numPr>
+      </w:pPr>
+      <w:r>
+        <w:rPr>
+          <w:rFonts w:hint="eastAsia"/>
+        </w:rPr>
+        <w:t>Clarify scientific thinking</w:t>
+      </w:r>
+    </w:p>
+    <w:p>
+      <w:pPr>
+        <w:pStyle w:val="a9"/>
+        <w:numPr>
+          <w:ilvl w:val="0"/>
+          <w:numId w:val="1"/>
+        </w:numPr>
+      </w:pPr>
+      <w:r>
+        <w:rPr>
+          <w:rFonts w:hint="eastAsia"/>
+        </w:rPr>
+        <w:t>Analyze to deduce appropriate statistical models</w:t>
+      </w:r>
+    </w:p>
+    <w:p>
+      <w:pPr>
+        <w:pStyle w:val="a9"/>
+        <w:numPr>
+          <w:ilvl w:val="0"/>
+          <w:numId w:val="1"/>
+        </w:numPr>
+      </w:pPr>
+      <w:r>
+        <w:rPr>
+          <w:rFonts w:hint="eastAsia"/>
+        </w:rPr>
+        <w:t>What can we decide, without additional assumptions</w:t>
+      </w:r>
+    </w:p>
+    <w:p>
+      <w:pPr>
+        <w:pStyle w:val="a9"/>
+        <w:numPr>
+          <w:ilvl w:val="0"/>
+          <w:numId w:val="1"/>
+        </w:numPr>
+      </w:pPr>
+      <w:r>
+        <w:rPr>
+          <w:rFonts w:hint="eastAsia"/>
+        </w:rPr>
+        <w:t>Gateway to scientific modeling</w:t>
+      </w:r>
+    </w:p>
+    <w:p>
+      <w:pPr>
+        <w:pStyle w:val="a9"/>
+        <w:numPr>
+          <w:ilvl w:val="0"/>
+          <w:numId w:val="1"/>
+        </w:numPr>
+      </w:pPr>
+      <w:r>
+        <w:t>D</w:t>
+      </w:r>
+      <w:r>
+        <w:rPr>
+          <w:rFonts w:hint="eastAsia"/>
+        </w:rPr>
+        <w:t>ifferent queries</w:t>
+      </w:r>
+      <w:r>
+        <w:rPr>
+          <w:rFonts w:hint="eastAsia"/>
+        </w:rPr>
+        <w:t>, different models</w:t>
+      </w:r>
+    </w:p>
+    <w:p>
+      <w:pPr>
+        <w:pStyle w:val="a9"/>
+        <w:numPr>
+          <w:ilvl w:val="0"/>
+          <w:numId w:val="1"/>
+        </w:numPr>
+      </w:pPr>
+      <w:r>
+        <w:t>W</w:t>
+      </w:r>
+      <w:r>
+        <w:rPr>
+          <w:rFonts w:hint="eastAsia"/>
+        </w:rPr>
+        <w:t>hich control variables?</w:t>
+      </w:r>
+    </w:p>
+    <w:p>
+      <w:pPr>
+        <w:pStyle w:val="a9"/>
+        <w:numPr>
+          <w:ilvl w:val="0"/>
+          <w:numId w:val="1"/>
+        </w:numPr>
+      </w:pPr>
+      <w:r>
+        <w:t>A</w:t>
+      </w:r>
+      <w:r>
+        <w:rPr>
+          <w:rFonts w:hint="eastAsia"/>
+        </w:rPr>
+        <w:t xml:space="preserve">bsolute not safe to add everything </w:t>
+      </w:r>
+      <w:r>
+        <w:t>–</w:t>
+      </w:r>
+      <w:r>
+        <w:rPr>
+          <w:rFonts w:hint="eastAsia"/>
+        </w:rPr>
+        <w:t xml:space="preserve"> bad controls</w:t>
+      </w:r>
+    </w:p>
+    <w:p>
+      <w:pPr>
+        <w:pStyle w:val="a9"/>
+        <w:numPr>
+          <w:ilvl w:val="0"/>
+          <w:numId w:val="1"/>
+        </w:numPr>
+      </w:pPr>
+      <w:r>
+        <w:t>H</w:t>
+      </w:r>
+      <w:r>
+        <w:rPr>
+          <w:rFonts w:hint="eastAsia"/>
+        </w:rPr>
+        <w:t>ow to test/refine the causal model?</w:t>
+      </w:r>
+    </w:p>
+    <w:p>
+      <w:pPr>
+        <w:pStyle w:val="a9"/>
+        <w:numPr>
+          <w:ilvl w:val="0"/>
+          <w:numId w:val="1"/>
+        </w:numPr>
+      </w:pPr>
+      <w:r>
+        <w:rPr>
+          <w:rFonts w:hint="eastAsia"/>
+        </w:rPr>
+        <w:t>DAGs are intuition pumps: get head out of data, into science.</w:t>
+      </w:r>
+    </w:p>
+    <w:p>
+      <w:pPr>
+        <w:pStyle w:val="a9"/>
+        <w:numPr>
+          <w:ilvl w:val="0"/>
+          <w:numId w:val="1"/>
+        </w:numPr>
+      </w:pPr>
+      <w:r>
+        <w:rPr>
+          <w:rFonts w:hint="eastAsia"/>
+        </w:rPr>
+        <w:t>Transparent scientific assumptions to</w:t>
+      </w:r>
+    </w:p>
+    <w:p>
+      <w:pPr>
+        <w:pStyle w:val="a9"/>
+        <w:numPr>
+          <w:ilvl w:val="1"/>
+          <w:numId w:val="1"/>
+        </w:numPr>
+      </w:pPr>
+      <w:r>
+        <w:t>J</w:t>
+      </w:r>
+      <w:r>
+        <w:rPr>
+          <w:rFonts w:hint="eastAsia"/>
+        </w:rPr>
+        <w:t>ustify scientific effort</w:t>
+      </w:r>
+    </w:p>
+    <w:p>
+      <w:pPr>
+        <w:pStyle w:val="a9"/>
+        <w:numPr>
+          <w:ilvl w:val="1"/>
+          <w:numId w:val="1"/>
+        </w:numPr>
+      </w:pPr>
+      <w:r>
+        <w:t>E</w:t>
+      </w:r>
+      <w:r>
+        <w:rPr>
+          <w:rFonts w:hint="eastAsia"/>
+        </w:rPr>
+        <w:t>xpose it to useful critique</w:t>
+      </w:r>
+    </w:p>
+    <w:p>
+      <w:pPr>
+        <w:pStyle w:val="a9"/>
+        <w:numPr>
+          <w:ilvl w:val="1"/>
+          <w:numId w:val="1"/>
+        </w:numPr>
+        <w:rPr>
+          <w:rFonts w:hint="eastAsia"/>
+        </w:rPr>
+      </w:pPr>
+      <w:r>
+        <w:t>C</w:t>
+      </w:r>
+      <w:r>
+        <w:rPr>
+          <w:rFonts w:hint="eastAsia"/>
+        </w:rPr>
+        <w:t>onnect theories to golems</w:t>
+      </w:r>
+    </w:p>
+    <w:p>
+      <w:pPr>
+        <w:rPr>
+          <w:rFonts w:hint="eastAsia"/>
+        </w:rPr>
+      </w:pPr>
+    </w:p>
+    <w:p>
+      <w:r>
+        <w:t>GOLEMS</w:t>
+      </w:r>
+    </w:p>
+    <w:p>
+      <w:pPr>
+        <w:pStyle w:val="a9"/>
+        <w:numPr>
+          <w:ilvl w:val="0"/>
+          <w:numId w:val="1"/>
+        </w:numPr>
+      </w:pPr>
+      <w:r>
+        <w:rPr>
+          <w:rFonts w:hint="eastAsia"/>
+        </w:rPr>
+        <w:t>Statistical Models</w:t>
+      </w:r>
+    </w:p>
+    <w:p>
+      <w:pPr>
+        <w:pStyle w:val="a9"/>
+        <w:numPr>
+          <w:ilvl w:val="1"/>
+          <w:numId w:val="1"/>
+        </w:numPr>
+      </w:pPr>
+      <w:r>
+        <w:rPr>
+          <w:rFonts w:hint="eastAsia"/>
+        </w:rPr>
+        <w:t xml:space="preserve">Incredibly </w:t>
+      </w:r>
+      <w:r>
+        <w:t>limiting</w:t>
+      </w:r>
+    </w:p>
+    <w:p>
+      <w:pPr>
+        <w:pStyle w:val="a9"/>
+        <w:numPr>
+          <w:ilvl w:val="1"/>
+          <w:numId w:val="1"/>
+        </w:numPr>
+      </w:pPr>
+      <w:r>
+        <w:rPr>
+          <w:rFonts w:hint="eastAsia"/>
+        </w:rPr>
+        <w:t>Focus on rejecting null hypotheses</w:t>
+      </w:r>
+    </w:p>
+    <w:p>
+      <w:pPr>
+        <w:pStyle w:val="a9"/>
+        <w:numPr>
+          <w:ilvl w:val="1"/>
+          <w:numId w:val="1"/>
+        </w:numPr>
+      </w:pPr>
+      <w:r>
+        <w:rPr>
+          <w:rFonts w:hint="eastAsia"/>
+        </w:rPr>
+        <w:t>Relationship between research and test not clear</w:t>
+      </w:r>
+    </w:p>
+    <w:p>
+      <w:pPr>
+        <w:pStyle w:val="a9"/>
+        <w:numPr>
+          <w:ilvl w:val="1"/>
+          <w:numId w:val="1"/>
+        </w:numPr>
+      </w:pPr>
+      <w:r>
+        <w:rPr>
+          <w:rFonts w:hint="eastAsia"/>
+        </w:rPr>
+        <w:t>Industrial framework</w:t>
+      </w:r>
+    </w:p>
+    <w:p>
+      <w:pPr>
+        <w:pStyle w:val="a9"/>
+        <w:numPr>
+          <w:ilvl w:val="0"/>
+          <w:numId w:val="1"/>
+        </w:numPr>
+      </w:pPr>
+      <w:r>
+        <w:rPr>
+          <w:rFonts w:hint="eastAsia"/>
+        </w:rPr>
+        <w:t>T-test</w:t>
+      </w:r>
+    </w:p>
+    <w:p>
+      <w:pPr>
+        <w:pStyle w:val="a9"/>
+        <w:numPr>
+          <w:ilvl w:val="0"/>
+          <w:numId w:val="1"/>
+        </w:numPr>
+      </w:pPr>
+      <w:r>
+        <w:t>N</w:t>
+      </w:r>
+      <w:r>
+        <w:rPr>
+          <w:rFonts w:hint="eastAsia"/>
+        </w:rPr>
+        <w:t>ull Models Rarely Unique</w:t>
+      </w:r>
+    </w:p>
+    <w:p>
+      <w:pPr>
+        <w:pStyle w:val="a9"/>
+        <w:numPr>
+          <w:ilvl w:val="1"/>
+          <w:numId w:val="1"/>
+        </w:numPr>
+      </w:pPr>
+      <w:r>
+        <w:rPr>
+          <w:rFonts w:hint="eastAsia"/>
+        </w:rPr>
+        <w:t xml:space="preserve">Null </w:t>
+      </w:r>
+      <w:r>
+        <w:t>population</w:t>
+      </w:r>
+      <w:r>
+        <w:rPr>
+          <w:rFonts w:hint="eastAsia"/>
+        </w:rPr>
+        <w:t xml:space="preserve"> dynamics</w:t>
+      </w:r>
+    </w:p>
+    <w:p>
+      <w:pPr>
+        <w:pStyle w:val="a9"/>
+        <w:numPr>
+          <w:ilvl w:val="1"/>
+          <w:numId w:val="1"/>
+        </w:numPr>
+      </w:pPr>
+      <w:r>
+        <w:rPr>
+          <w:rFonts w:hint="eastAsia"/>
+        </w:rPr>
+        <w:t>Null phylogeny</w:t>
+      </w:r>
+    </w:p>
+    <w:p>
+      <w:pPr>
+        <w:pStyle w:val="a9"/>
+        <w:numPr>
+          <w:ilvl w:val="1"/>
+          <w:numId w:val="1"/>
+        </w:numPr>
+      </w:pPr>
+      <w:r>
+        <w:rPr>
+          <w:rFonts w:hint="eastAsia"/>
+        </w:rPr>
+        <w:t>Null ecological community</w:t>
+      </w:r>
+    </w:p>
+    <w:p>
+      <w:pPr>
+        <w:pStyle w:val="a9"/>
+        <w:numPr>
+          <w:ilvl w:val="1"/>
+          <w:numId w:val="1"/>
+        </w:numPr>
+      </w:pPr>
+      <w:r>
+        <w:rPr>
+          <w:rFonts w:hint="eastAsia"/>
+        </w:rPr>
+        <w:t>Null social network</w:t>
+      </w:r>
+    </w:p>
+    <w:p>
+      <w:pPr>
+        <w:pStyle w:val="a9"/>
+        <w:numPr>
+          <w:ilvl w:val="1"/>
+          <w:numId w:val="1"/>
+        </w:numPr>
+      </w:pPr>
+      <w:r>
+        <w:rPr>
+          <w:rFonts w:hint="eastAsia"/>
+        </w:rPr>
+        <w:t>Problem is many processes produce similar distributions</w:t>
+      </w:r>
+    </w:p>
+    <w:p>
+      <w:pPr>
+        <w:pStyle w:val="a9"/>
+        <w:numPr>
+          <w:ilvl w:val="0"/>
+          <w:numId w:val="1"/>
+        </w:numPr>
+      </w:pPr>
+      <w:r>
+        <w:rPr>
+          <w:rFonts w:hint="eastAsia"/>
+        </w:rPr>
+        <w:lastRenderedPageBreak/>
+        <w:t>Each model is unique</w:t>
+      </w:r>
+    </w:p>
+    <w:p>
+      <w:pPr>
+        <w:pStyle w:val="a9"/>
+        <w:numPr>
+          <w:ilvl w:val="0"/>
+          <w:numId w:val="1"/>
+        </w:numPr>
+      </w:pPr>
+      <w:r>
+        <w:rPr>
+          <w:rFonts w:hint="eastAsia"/>
+        </w:rPr>
+        <w:t>Hypotheses, Process Models, Statistical models</w:t>
+      </w:r>
+    </w:p>
+    <w:p>
+      <w:pPr>
+        <w:pStyle w:val="a9"/>
+        <w:numPr>
+          <w:ilvl w:val="1"/>
+          <w:numId w:val="1"/>
+        </w:numPr>
+      </w:pPr>
+      <w:r>
+        <w:rPr>
+          <w:rFonts w:hint="eastAsia"/>
+        </w:rPr>
+        <w:t>Neutral equilibrium model</w:t>
+      </w:r>
+    </w:p>
+    <w:p>
+      <w:pPr>
+        <w:pStyle w:val="a9"/>
+        <w:numPr>
+          <w:ilvl w:val="1"/>
+          <w:numId w:val="1"/>
+        </w:numPr>
+      </w:pPr>
+      <w:r>
+        <w:rPr>
+          <w:rFonts w:hint="eastAsia"/>
+        </w:rPr>
+        <w:t>Neutral non-equilibrium model</w:t>
+      </w:r>
+    </w:p>
+    <w:p>
+      <w:pPr>
+        <w:pStyle w:val="a9"/>
+        <w:numPr>
+          <w:ilvl w:val="1"/>
+          <w:numId w:val="1"/>
+        </w:numPr>
+      </w:pPr>
+      <w:r>
+        <w:t>C</w:t>
+      </w:r>
+      <w:r>
+        <w:rPr>
+          <w:rFonts w:hint="eastAsia"/>
+        </w:rPr>
+        <w:t>onstant selection</w:t>
+      </w:r>
+    </w:p>
+    <w:p>
+      <w:pPr>
+        <w:pStyle w:val="a9"/>
+        <w:numPr>
+          <w:ilvl w:val="1"/>
+          <w:numId w:val="1"/>
+        </w:numPr>
+      </w:pPr>
+      <w:r>
+        <w:t>Fluctuating</w:t>
+      </w:r>
+      <w:r>
+        <w:rPr>
+          <w:rFonts w:hint="eastAsia"/>
+        </w:rPr>
+        <w:t xml:space="preserve"> </w:t>
+      </w:r>
+      <w:r>
+        <w:rPr>
+          <w:rFonts w:hint="eastAsia"/>
+        </w:rPr>
+        <w:t>波动</w:t>
+      </w:r>
+      <w:r>
+        <w:rPr>
+          <w:rFonts w:hint="eastAsia"/>
+        </w:rPr>
+        <w:t xml:space="preserve"> selection</w:t>
+      </w:r>
+    </w:p>
+    <w:p>
+      <w:pPr>
+        <w:pStyle w:val="a9"/>
+        <w:numPr>
+          <w:ilvl w:val="0"/>
+          <w:numId w:val="1"/>
+        </w:numPr>
+      </w:pPr>
+      <w:r>
+        <w:t>P</w:t>
+      </w:r>
+      <w:r>
+        <w:rPr>
+          <w:rFonts w:hint="eastAsia"/>
+        </w:rPr>
+        <w:t>ermutation methods: low power, high false positives</w:t>
+      </w:r>
+    </w:p>
+    <w:p>
+      <w:pPr>
+        <w:pStyle w:val="a9"/>
+        <w:numPr>
+          <w:ilvl w:val="0"/>
+          <w:numId w:val="1"/>
+        </w:numPr>
+      </w:pPr>
+      <w:r>
+        <w:rPr>
+          <w:rFonts w:hint="eastAsia"/>
+        </w:rPr>
+        <w:t>Hypotheses and Models</w:t>
+      </w:r>
+    </w:p>
+    <w:p>
+      <w:pPr>
+        <w:pStyle w:val="a9"/>
+        <w:numPr>
+          <w:ilvl w:val="1"/>
+          <w:numId w:val="1"/>
+        </w:numPr>
+      </w:pPr>
+      <w:r>
+        <w:t>R</w:t>
+      </w:r>
+      <w:r>
+        <w:rPr>
+          <w:rFonts w:hint="eastAsia"/>
+        </w:rPr>
+        <w:t>esearch requires more than null robots</w:t>
+      </w:r>
+    </w:p>
+    <w:p>
+      <w:pPr>
+        <w:pStyle w:val="a9"/>
+        <w:numPr>
+          <w:ilvl w:val="1"/>
+          <w:numId w:val="1"/>
+        </w:numPr>
+      </w:pPr>
+      <w:r>
+        <w:t>G</w:t>
+      </w:r>
+      <w:r>
+        <w:rPr>
+          <w:rFonts w:hint="eastAsia"/>
+        </w:rPr>
+        <w:t xml:space="preserve">enerative causal models </w:t>
+      </w:r>
+    </w:p>
+    <w:p>
+      <w:pPr>
+        <w:pStyle w:val="a9"/>
+        <w:numPr>
+          <w:ilvl w:val="1"/>
+          <w:numId w:val="1"/>
+        </w:numPr>
+      </w:pPr>
+      <w:r>
+        <w:t>S</w:t>
+      </w:r>
+      <w:r>
+        <w:rPr>
+          <w:rFonts w:hint="eastAsia"/>
+        </w:rPr>
+        <w:t>tatistical models justified by generative models &amp; questions (estimands)</w:t>
+      </w:r>
+    </w:p>
+    <w:p>
+      <w:pPr>
+        <w:pStyle w:val="a9"/>
+        <w:numPr>
+          <w:ilvl w:val="1"/>
+          <w:numId w:val="1"/>
+        </w:numPr>
+      </w:pPr>
+      <w:r>
+        <w:t>A</w:t>
+      </w:r>
+      <w:r>
+        <w:rPr>
+          <w:rFonts w:hint="eastAsia"/>
+        </w:rPr>
+        <w:t>n effective way to produce estimates</w:t>
+      </w:r>
+    </w:p>
+    <w:p>
+      <w:pPr>
+        <w:pStyle w:val="a9"/>
+        <w:numPr>
+          <w:ilvl w:val="0"/>
+          <w:numId w:val="1"/>
+        </w:numPr>
+      </w:pPr>
+      <w:r>
+        <w:t>J</w:t>
+      </w:r>
+      <w:r>
+        <w:rPr>
+          <w:rFonts w:hint="eastAsia"/>
+        </w:rPr>
+        <w:t>ustifying controls</w:t>
+      </w:r>
+    </w:p>
+    <w:p>
+      <w:pPr>
+        <w:pStyle w:val="a9"/>
+        <w:numPr>
+          <w:ilvl w:val="0"/>
+          <w:numId w:val="1"/>
+        </w:numPr>
+      </w:pPr>
+      <w:r>
+        <w:rPr>
+          <w:rFonts w:hint="eastAsia"/>
+        </w:rPr>
+        <w:t>Bayes is practical, not philosophical</w:t>
+      </w:r>
+    </w:p>
+    <w:p>
+      <w:pPr>
+        <w:pStyle w:val="a9"/>
+        <w:numPr>
+          <w:ilvl w:val="1"/>
+          <w:numId w:val="1"/>
+        </w:numPr>
+      </w:pPr>
+      <w:r>
+        <w:t>S</w:t>
+      </w:r>
+      <w:r>
+        <w:rPr>
+          <w:rFonts w:hint="eastAsia"/>
+        </w:rPr>
+        <w:t>imple analyses: little difference, adds mess</w:t>
+      </w:r>
+    </w:p>
+    <w:p>
+      <w:pPr>
+        <w:pStyle w:val="a9"/>
+        <w:numPr>
+          <w:ilvl w:val="1"/>
+          <w:numId w:val="1"/>
+        </w:numPr>
+      </w:pPr>
+      <w:r>
+        <w:t>R</w:t>
+      </w:r>
+      <w:r>
+        <w:rPr>
+          <w:rFonts w:hint="eastAsia"/>
+        </w:rPr>
+        <w:t>ealistic analyses: huge difference</w:t>
+      </w:r>
+    </w:p>
+    <w:p>
+      <w:pPr>
+        <w:pStyle w:val="a9"/>
+        <w:numPr>
+          <w:ilvl w:val="1"/>
+          <w:numId w:val="1"/>
+        </w:numPr>
+      </w:pPr>
+      <w:r>
+        <w:t>M</w:t>
+      </w:r>
+      <w:r>
+        <w:rPr>
+          <w:rFonts w:hint="eastAsia"/>
+        </w:rPr>
+        <w:t>easurement error, missing data, latent variables, regularization</w:t>
+      </w:r>
+    </w:p>
+    <w:p>
+      <w:pPr>
+        <w:pStyle w:val="a9"/>
+        <w:numPr>
+          <w:ilvl w:val="1"/>
+          <w:numId w:val="1"/>
+        </w:numPr>
+      </w:pPr>
+      <w:r>
+        <w:t>Bayesian</w:t>
+      </w:r>
+      <w:r>
+        <w:rPr>
+          <w:rFonts w:hint="eastAsia"/>
+        </w:rPr>
+        <w:t xml:space="preserve"> models are generative</w:t>
+      </w:r>
+    </w:p>
+    <w:p>
+      <w:pPr>
+        <w:pStyle w:val="a9"/>
+        <w:numPr>
+          <w:ilvl w:val="1"/>
+          <w:numId w:val="1"/>
+        </w:numPr>
+      </w:pPr>
+      <w:r>
+        <w:rPr>
+          <w:rFonts w:hint="eastAsia"/>
+        </w:rPr>
+        <w:t>Bayes no longer controversial or marginalized</w:t>
+      </w:r>
+    </w:p>
+    <w:p>
+      <w:pPr>
+        <w:pStyle w:val="a9"/>
+        <w:numPr>
+          <w:ilvl w:val="1"/>
+          <w:numId w:val="1"/>
+        </w:numPr>
+      </w:pPr>
+      <w:r>
+        <w:t>Bayesian</w:t>
+      </w:r>
+      <w:r>
+        <w:rPr>
+          <w:rFonts w:hint="eastAsia"/>
+        </w:rPr>
+        <w:t xml:space="preserve"> methods routine</w:t>
+      </w:r>
+    </w:p>
+    <w:p>
+      <w:pPr>
+        <w:pStyle w:val="a9"/>
+        <w:numPr>
+          <w:ilvl w:val="0"/>
+          <w:numId w:val="1"/>
+        </w:numPr>
+      </w:pPr>
+      <w:r>
+        <w:t>B</w:t>
+      </w:r>
+      <w:r>
+        <w:rPr>
+          <w:rFonts w:hint="eastAsia"/>
+        </w:rPr>
+        <w:t>rainless, powerful statistical models</w:t>
+      </w:r>
+    </w:p>
+    <w:p>
+      <w:pPr>
+        <w:rPr>
+          <w:rFonts w:hint="eastAsia"/>
+        </w:rPr>
+      </w:pPr>
+    </w:p>
+    <w:p>
+      <w:r>
+        <w:t>OWLS</w:t>
+      </w:r>
+    </w:p>
+    <w:p>
+      <w:pPr>
+        <w:pStyle w:val="a9"/>
+        <w:numPr>
+          <w:ilvl w:val="0"/>
+          <w:numId w:val="1"/>
+        </w:numPr>
+      </w:pPr>
+      <w:r>
+        <w:t>E</w:t>
+      </w:r>
+      <w:r>
+        <w:rPr>
+          <w:rFonts w:hint="eastAsia"/>
+        </w:rPr>
+        <w:t>xplicit workflow</w:t>
+      </w:r>
+    </w:p>
+    <w:p>
+      <w:pPr>
+        <w:pStyle w:val="a9"/>
+        <w:numPr>
+          <w:ilvl w:val="0"/>
+          <w:numId w:val="1"/>
+        </w:numPr>
+      </w:pPr>
+      <w:r>
+        <w:rPr>
+          <w:rFonts w:hint="eastAsia"/>
+        </w:rPr>
+        <w:t>Step 1: generative simulation</w:t>
+      </w:r>
+    </w:p>
+    <w:p>
+      <w:pPr>
+        <w:pStyle w:val="a9"/>
+        <w:numPr>
+          <w:ilvl w:val="0"/>
+          <w:numId w:val="1"/>
+        </w:numPr>
+      </w:pPr>
+      <w:r>
+        <w:rPr>
+          <w:rFonts w:hint="eastAsia"/>
+        </w:rPr>
+        <w:t>Step 2: estimator</w:t>
+      </w:r>
+    </w:p>
+    <w:p>
+      <w:pPr>
+        <w:pStyle w:val="a9"/>
+        <w:numPr>
+          <w:ilvl w:val="0"/>
+          <w:numId w:val="1"/>
+        </w:numPr>
+      </w:pPr>
+      <w:r>
+        <w:rPr>
+          <w:rFonts w:hint="eastAsia"/>
+        </w:rPr>
+        <w:t>Step 3: validate estimator</w:t>
+      </w:r>
+    </w:p>
+    <w:p>
+      <w:pPr>
+        <w:pStyle w:val="a9"/>
+        <w:numPr>
+          <w:ilvl w:val="0"/>
+          <w:numId w:val="1"/>
+        </w:numPr>
+      </w:pPr>
+      <w:r>
+        <w:rPr>
+          <w:rFonts w:hint="eastAsia"/>
+        </w:rPr>
+        <w:t>Step 4: analyze real data</w:t>
+      </w:r>
+    </w:p>
+    <w:p>
+      <w:pPr>
+        <w:pStyle w:val="a9"/>
+        <w:numPr>
+          <w:ilvl w:val="0"/>
+          <w:numId w:val="1"/>
+        </w:numPr>
+      </w:pPr>
+      <w:r>
+        <w:t>S</w:t>
+      </w:r>
+      <w:r>
+        <w:rPr>
+          <w:rFonts w:hint="eastAsia"/>
+        </w:rPr>
+        <w:t>cientific data analyses: amateur software engineering</w:t>
+      </w:r>
+    </w:p>
+    <w:p>
+      <w:pPr>
+        <w:pStyle w:val="a9"/>
+        <w:numPr>
+          <w:ilvl w:val="0"/>
+          <w:numId w:val="1"/>
+        </w:numPr>
+      </w:pPr>
+      <w:r>
+        <w:t>T</w:t>
+      </w:r>
+      <w:r>
+        <w:rPr>
+          <w:rFonts w:hint="eastAsia"/>
+        </w:rPr>
+        <w:t>hree models:</w:t>
+      </w:r>
+    </w:p>
+    <w:p>
+      <w:pPr>
+        <w:pStyle w:val="a9"/>
+        <w:numPr>
+          <w:ilvl w:val="1"/>
+          <w:numId w:val="1"/>
+        </w:numPr>
+      </w:pPr>
+      <w:r>
+        <w:t>U</w:t>
+      </w:r>
+      <w:r>
+        <w:rPr>
+          <w:rFonts w:hint="eastAsia"/>
+        </w:rPr>
+        <w:t>nderstand what you are doing</w:t>
+      </w:r>
+    </w:p>
+    <w:p>
+      <w:pPr>
+        <w:pStyle w:val="a9"/>
+        <w:numPr>
+          <w:ilvl w:val="1"/>
+          <w:numId w:val="1"/>
+        </w:numPr>
+      </w:pPr>
+      <w:r>
+        <w:t>D</w:t>
+      </w:r>
+      <w:r>
+        <w:rPr>
+          <w:rFonts w:hint="eastAsia"/>
+        </w:rPr>
+        <w:t>ocument your work, reduce error</w:t>
+      </w:r>
+    </w:p>
+    <w:p>
+      <w:pPr>
+        <w:pStyle w:val="a9"/>
+        <w:numPr>
+          <w:ilvl w:val="1"/>
+          <w:numId w:val="1"/>
+        </w:numPr>
+      </w:pPr>
+      <w:r>
+        <w:t>Respectable</w:t>
+      </w:r>
+      <w:r>
+        <w:rPr>
+          <w:rFonts w:hint="eastAsia"/>
+        </w:rPr>
+        <w:t xml:space="preserve"> scientific workflow</w:t>
+      </w:r>
+    </w:p>
+    <w:p>
+      <w:pPr>
+        <w:pStyle w:val="a9"/>
+        <w:numPr>
+          <w:ilvl w:val="0"/>
+          <w:numId w:val="1"/>
+        </w:numPr>
+        <w:rPr>
+          <w:rFonts w:hint="eastAsia"/>
+        </w:rPr>
+      </w:pPr>
+      <w:r>
+        <w:t>D</w:t>
+      </w:r>
+      <w:r>
+        <w:rPr>
+          <w:rFonts w:hint="eastAsia"/>
+        </w:rPr>
+        <w:t>ocumented procedures, quality assurance.</w:t>
+      </w:r>
+    </w:p>
+    <w:p/>
+    <w:p>
+      <w:r>
+        <w:rPr>
+          <w:rFonts w:hint="eastAsia"/>
+        </w:rPr>
+        <w:lastRenderedPageBreak/>
+        <w:t xml:space="preserve">Chapter 2 </w:t>
+      </w:r>
+      <w:r>
+        <w:t>–</w:t>
+      </w:r>
+      <w:r>
+        <w:rPr>
+          <w:rFonts w:hint="eastAsia"/>
+        </w:rPr>
+        <w:t xml:space="preserve"> The Garden of Forking data</w:t>
+      </w:r>
+    </w:p>
+    <w:p>
+      <w:r>
+        <w:rPr>
+          <w:rFonts w:hint="eastAsia"/>
+        </w:rPr>
+        <w:t>How should we use the sample to produce the estimate?</w:t>
+      </w:r>
+    </w:p>
+    <w:p>
+      <w:r>
+        <w:t>H</w:t>
+      </w:r>
+      <w:r>
+        <w:rPr>
+          <w:rFonts w:hint="eastAsia"/>
+        </w:rPr>
+        <w:t>ow to produce a summary</w:t>
+      </w:r>
+    </w:p>
+    <w:p>
+      <w:r>
+        <w:t>H</w:t>
+      </w:r>
+      <w:r>
+        <w:rPr>
+          <w:rFonts w:hint="eastAsia"/>
+        </w:rPr>
+        <w:t>ow to represent uncertainty?</w:t>
+      </w:r>
+    </w:p>
+    <w:p/>
+    <w:p>
+      <w:r>
+        <w:rPr>
+          <w:rFonts w:hint="eastAsia"/>
+        </w:rPr>
+        <w:t>Workflow</w:t>
+      </w:r>
+    </w:p>
+    <w:p>
+      <w:pPr>
+        <w:pStyle w:val="a9"/>
+        <w:numPr>
+          <w:ilvl w:val="0"/>
+          <w:numId w:val="1"/>
+        </w:numPr>
+      </w:pPr>
+      <w:r>
+        <w:rPr>
+          <w:rFonts w:hint="eastAsia"/>
+        </w:rPr>
+        <w:t>Define generative model of the sample</w:t>
+      </w:r>
+    </w:p>
+    <w:p>
+      <w:pPr>
+        <w:pStyle w:val="a9"/>
+        <w:numPr>
+          <w:ilvl w:val="0"/>
+          <w:numId w:val="1"/>
+        </w:numPr>
+      </w:pPr>
+      <w:r>
+        <w:t>D</w:t>
+      </w:r>
+      <w:r>
+        <w:rPr>
+          <w:rFonts w:hint="eastAsia"/>
+        </w:rPr>
+        <w:t>efine a specific estimand</w:t>
+      </w:r>
+    </w:p>
+    <w:p>
+      <w:pPr>
+        <w:pStyle w:val="a9"/>
+        <w:numPr>
+          <w:ilvl w:val="0"/>
+          <w:numId w:val="1"/>
+        </w:numPr>
+      </w:pPr>
+      <w:r>
+        <w:t>D</w:t>
+      </w:r>
+      <w:r>
+        <w:rPr>
+          <w:rFonts w:hint="eastAsia"/>
+        </w:rPr>
+        <w:t>esign a statistical way to produce estimate</w:t>
+      </w:r>
+    </w:p>
+    <w:p>
+      <w:pPr>
+        <w:pStyle w:val="a9"/>
+        <w:numPr>
+          <w:ilvl w:val="0"/>
+          <w:numId w:val="1"/>
+        </w:numPr>
+      </w:pPr>
+      <w:r>
+        <w:t>T</w:t>
+      </w:r>
+      <w:r>
+        <w:rPr>
+          <w:rFonts w:hint="eastAsia"/>
+        </w:rPr>
+        <w:t>est 3 using 1</w:t>
+      </w:r>
+    </w:p>
+    <w:p>
+      <w:pPr>
+        <w:pStyle w:val="a9"/>
+        <w:numPr>
+          <w:ilvl w:val="0"/>
+          <w:numId w:val="1"/>
+        </w:numPr>
+        <w:rPr>
+          <w:rFonts w:hint="eastAsia"/>
+        </w:rPr>
+      </w:pPr>
+      <w:r>
+        <w:t>A</w:t>
+      </w:r>
+      <w:r>
+        <w:rPr>
+          <w:rFonts w:hint="eastAsia"/>
+        </w:rPr>
+        <w:t>nalyze sample summarize</w:t>
+      </w:r>
+    </w:p>
+    <w:p/>
+    <w:p>
+      <w:r>
+        <w:t>G</w:t>
+      </w:r>
+      <w:r>
+        <w:rPr>
+          <w:rFonts w:hint="eastAsia"/>
+        </w:rPr>
+        <w:t>enerative model of the globe</w:t>
+      </w:r>
+    </w:p>
+    <w:p>
+      <w:pPr>
+        <w:pStyle w:val="a9"/>
+        <w:numPr>
+          <w:ilvl w:val="0"/>
+          <w:numId w:val="1"/>
+        </w:numPr>
+      </w:pPr>
+      <w:r>
+        <w:rPr>
+          <w:rFonts w:hint="eastAsia"/>
+        </w:rPr>
+        <w:t>B</w:t>
+      </w:r>
+      <w:r>
+        <w:rPr>
+          <w:rFonts w:hint="eastAsia"/>
+        </w:rPr>
+        <w:t>egin conceptually: how do the variables influence one another</w:t>
+      </w:r>
+    </w:p>
+    <w:p>
+      <w:pPr>
+        <w:pStyle w:val="a9"/>
+        <w:numPr>
+          <w:ilvl w:val="0"/>
+          <w:numId w:val="1"/>
+        </w:numPr>
+      </w:pPr>
+      <w:r>
+        <w:rPr>
+          <w:rFonts w:hint="eastAsia"/>
+        </w:rPr>
+        <w:t>P: proportion of water</w:t>
+      </w:r>
+    </w:p>
+    <w:p>
+      <w:pPr>
+        <w:pStyle w:val="a9"/>
+        <w:numPr>
+          <w:ilvl w:val="0"/>
+          <w:numId w:val="1"/>
+        </w:numPr>
+      </w:pPr>
+      <w:r>
+        <w:rPr>
+          <w:rFonts w:hint="eastAsia"/>
+        </w:rPr>
+        <w:t>N: number of tosses</w:t>
+      </w:r>
+    </w:p>
+    <w:p>
+      <w:pPr>
+        <w:pStyle w:val="a9"/>
+        <w:numPr>
+          <w:ilvl w:val="1"/>
+          <w:numId w:val="1"/>
+        </w:numPr>
+      </w:pPr>
+      <w:r>
+        <w:t>W</w:t>
+      </w:r>
+      <w:r>
+        <w:rPr>
+          <w:rFonts w:hint="eastAsia"/>
+        </w:rPr>
+        <w:t>e can control it</w:t>
+      </w:r>
+    </w:p>
+    <w:p>
+      <w:pPr>
+        <w:pStyle w:val="a9"/>
+        <w:numPr>
+          <w:ilvl w:val="0"/>
+          <w:numId w:val="1"/>
+        </w:numPr>
+      </w:pPr>
+      <w:r>
+        <w:rPr>
+          <w:rFonts w:hint="eastAsia"/>
+        </w:rPr>
+        <w:t>W: water observations</w:t>
+      </w:r>
+    </w:p>
+    <w:p>
+      <w:pPr>
+        <w:pStyle w:val="a9"/>
+        <w:numPr>
+          <w:ilvl w:val="0"/>
+          <w:numId w:val="1"/>
+        </w:numPr>
+      </w:pPr>
+      <w:r>
+        <w:rPr>
+          <w:rFonts w:hint="eastAsia"/>
+        </w:rPr>
+        <w:t>L: land observations</w:t>
+      </w:r>
+    </w:p>
+    <w:p>
+      <w:pPr>
+        <w:pStyle w:val="a9"/>
+        <w:numPr>
+          <w:ilvl w:val="0"/>
+          <w:numId w:val="1"/>
+        </w:numPr>
+      </w:pPr>
+      <w:r>
+        <w:rPr>
+          <w:rFonts w:hint="eastAsia"/>
+        </w:rPr>
+        <w:t>N influences W and L</w:t>
+      </w:r>
+    </w:p>
+    <w:p>
+      <w:r>
+        <w:t>G</w:t>
+      </w:r>
+      <w:r>
+        <w:rPr>
+          <w:rFonts w:hint="eastAsia"/>
+        </w:rPr>
+        <w:t>enerative assumptions: What do the arrows mean exactly?</w:t>
+      </w:r>
+    </w:p>
+    <w:p>
+      <w:pPr>
+        <w:rPr>
+          <w:rFonts w:hint="eastAsia"/>
+        </w:rPr>
+      </w:pPr>
+    </w:p>
+    <w:p>
+      <w:r>
         <w:rPr>
           <w:rFonts w:hint="eastAsia"/>
         </w:rPr>
@@ -27,9 +1901,6 @@
         <w:tabs>
           <w:tab w:val="left" w:pos="2310"/>
         </w:tabs>
-        <w:rPr>
-          <w:rFonts w:hint="eastAsia"/>
-        </w:rPr>
       </w:pPr>
       <w:r>
         <w:rPr>
@@ -253,7 +2124,6 @@
     <w:p>
       <w:pPr>
         <w:rPr>
-          <w:rFonts w:hint="eastAsia"/>
           <w:lang w:val="en-GB"/>
         </w:rPr>
       </w:pPr>
@@ -266,6 +2136,127 @@
     </w:sectPr>
   </w:body>
 </w:document>
+</file>
+
+<file path=word/numbering.xml><?xml version="1.0" encoding="utf-8"?>
+<w:numbering xmlns:wpc="http://schemas.microsoft.com/office/word/2010/wordprocessingCanvas" xmlns:cx="http://schemas.microsoft.com/office/drawing/2014/chartex" xmlns:cx1="http://schemas.microsoft.com/office/drawing/2015/9/8/chartex" xmlns:cx2="http://schemas.microsoft.com/office/drawing/2015/10/21/chartex" xmlns:cx3="http://schemas.microsoft.com/office/drawing/2016/5/9/chartex" xmlns:cx4="http://schemas.microsoft.com/office/drawing/2016/5/10/chartex" xmlns:cx5="http://schemas.microsoft.com/office/drawing/2016/5/11/chartex" xmlns:cx6="http://schemas.microsoft.com/office/drawing/2016/5/12/chartex" xmlns:cx7="http://schemas.microsoft.com/office/drawing/2016/5/13/chartex" xmlns:cx8="http://schemas.microsoft.com/office/drawing/2016/5/14/chartex" xmlns:mc="http://schemas.openxmlformats.org/markup-compatibility/2006" xmlns:aink="http://schemas.microsoft.com/office/drawing/2016/ink" xmlns:am3d="http://schemas.microsoft.com/office/drawing/2017/model3d" xmlns:o="urn:schemas-microsoft-com:office:office" xmlns:oel="http://schemas.microsoft.com/office/2019/extlst" xmlns:r="http://schemas.openxmlformats.org/officeDocument/2006/relationships" xmlns:m="http://schemas.openxmlformats.org/officeDocument/2006/math" xmlns:v="urn:schemas-microsoft-com:vml" xmlns:wp14="http://schemas.microsoft.com/office/word/2010/wordprocessingDrawing" xmlns:wp="http://schemas.openxmlformats.org/drawingml/2006/wordprocessingDrawing" xmlns:w10="urn:schemas-microsoft-com:office:word" xmlns:w="http://schemas.openxmlformats.org/wordprocessingml/2006/main" xmlns:w14="http://schemas.microsoft.com/office/word/2010/wordml" xmlns:w15="http://schemas.microsoft.com/office/word/2012/wordml" xmlns:w16cex="http://schemas.microsoft.com/office/word/2018/wordml/cex" xmlns:w16cid="http://schemas.microsoft.com/office/word/2016/wordml/cid" xmlns:w16="http://schemas.microsoft.com/office/word/2018/wordml" xmlns:w16du="http://schemas.microsoft.com/office/word/2023/wordml/word16du" xmlns:w16sdtdh="http://schemas.microsoft.com/office/word/2020/wordml/sdtdatahash" xmlns:w16sdtfl="http://schemas.microsoft.com/office/word/2024/wordml/sdtformatlock" xmlns:w16se="http://schemas.microsoft.com/office/word/2015/wordml/symex" xmlns:wpg="http://schemas.microsoft.com/office/word/2010/wordprocessingGroup" xmlns:wpi="http://schemas.microsoft.com/office/word/2010/wordprocessingInk" xmlns:wne="http://schemas.microsoft.com/office/word/2006/wordml" xmlns:wps="http://schemas.microsoft.com/office/word/2010/wordprocessingShape" mc:Ignorable="w14 w15 w16se w16cid w16 w16cex w16sdtdh w16sdtfl w16du wp14">
+  <w:abstractNum w:abstractNumId="0" w15:restartNumberingAfterBreak="0">
+    <w:nsid w:val="14B93DF7"/>
+    <w:multiLevelType w:val="hybridMultilevel"/>
+    <w:tmpl w:val="3ACAB0FE"/>
+    <w:lvl w:ilvl="0" w:tplc="ED6C0E9E">
+      <w:start w:val="1"/>
+      <w:numFmt w:val="bullet"/>
+      <w:lvlText w:val="-"/>
+      <w:lvlJc w:val="left"/>
+      <w:pPr>
+        <w:ind w:left="720" w:hanging="360"/>
+      </w:pPr>
+      <w:rPr>
+        <w:rFonts w:ascii="Aptos" w:eastAsiaTheme="minorEastAsia" w:hAnsi="Aptos" w:cstheme="minorBidi" w:hint="default"/>
+      </w:rPr>
+    </w:lvl>
+    <w:lvl w:ilvl="1" w:tplc="04090003">
+      <w:start w:val="1"/>
+      <w:numFmt w:val="bullet"/>
+      <w:lvlText w:val="o"/>
+      <w:lvlJc w:val="left"/>
+      <w:pPr>
+        <w:ind w:left="1440" w:hanging="360"/>
+      </w:pPr>
+      <w:rPr>
+        <w:rFonts w:ascii="Courier New" w:hAnsi="Courier New" w:cs="Courier New" w:hint="default"/>
+      </w:rPr>
+    </w:lvl>
+    <w:lvl w:ilvl="2" w:tplc="04090005" w:tentative="1">
+      <w:start w:val="1"/>
+      <w:numFmt w:val="bullet"/>
+      <w:lvlText w:val=""/>
+      <w:lvlJc w:val="left"/>
+      <w:pPr>
+        <w:ind w:left="2160" w:hanging="360"/>
+      </w:pPr>
+      <w:rPr>
+        <w:rFonts w:ascii="Wingdings" w:hAnsi="Wingdings" w:hint="default"/>
+      </w:rPr>
+    </w:lvl>
+    <w:lvl w:ilvl="3" w:tplc="04090001" w:tentative="1">
+      <w:start w:val="1"/>
+      <w:numFmt w:val="bullet"/>
+      <w:lvlText w:val=""/>
+      <w:lvlJc w:val="left"/>
+      <w:pPr>
+        <w:ind w:left="2880" w:hanging="360"/>
+      </w:pPr>
+      <w:rPr>
+        <w:rFonts w:ascii="Symbol" w:hAnsi="Symbol" w:hint="default"/>
+      </w:rPr>
+    </w:lvl>
+    <w:lvl w:ilvl="4" w:tplc="04090003" w:tentative="1">
+      <w:start w:val="1"/>
+      <w:numFmt w:val="bullet"/>
+      <w:lvlText w:val="o"/>
+      <w:lvlJc w:val="left"/>
+      <w:pPr>
+        <w:ind w:left="3600" w:hanging="360"/>
+      </w:pPr>
+      <w:rPr>
+        <w:rFonts w:ascii="Courier New" w:hAnsi="Courier New" w:cs="Courier New" w:hint="default"/>
+      </w:rPr>
+    </w:lvl>
+    <w:lvl w:ilvl="5" w:tplc="04090005" w:tentative="1">
+      <w:start w:val="1"/>
+      <w:numFmt w:val="bullet"/>
+      <w:lvlText w:val=""/>
+      <w:lvlJc w:val="left"/>
+      <w:pPr>
+        <w:ind w:left="4320" w:hanging="360"/>
+      </w:pPr>
+      <w:rPr>
+        <w:rFonts w:ascii="Wingdings" w:hAnsi="Wingdings" w:hint="default"/>
+      </w:rPr>
+    </w:lvl>
+    <w:lvl w:ilvl="6" w:tplc="04090001" w:tentative="1">
+      <w:start w:val="1"/>
+      <w:numFmt w:val="bullet"/>
+      <w:lvlText w:val=""/>
+      <w:lvlJc w:val="left"/>
+      <w:pPr>
+        <w:ind w:left="5040" w:hanging="360"/>
+      </w:pPr>
+      <w:rPr>
+        <w:rFonts w:ascii="Symbol" w:hAnsi="Symbol" w:hint="default"/>
+      </w:rPr>
+    </w:lvl>
+    <w:lvl w:ilvl="7" w:tplc="04090003" w:tentative="1">
+      <w:start w:val="1"/>
+      <w:numFmt w:val="bullet"/>
+      <w:lvlText w:val="o"/>
+      <w:lvlJc w:val="left"/>
+      <w:pPr>
+        <w:ind w:left="5760" w:hanging="360"/>
+      </w:pPr>
+      <w:rPr>
+        <w:rFonts w:ascii="Courier New" w:hAnsi="Courier New" w:cs="Courier New" w:hint="default"/>
+      </w:rPr>
+    </w:lvl>
+    <w:lvl w:ilvl="8" w:tplc="04090005" w:tentative="1">
+      <w:start w:val="1"/>
+      <w:numFmt w:val="bullet"/>
+      <w:lvlText w:val=""/>
+      <w:lvlJc w:val="left"/>
+      <w:pPr>
+        <w:ind w:left="6480" w:hanging="360"/>
+      </w:pPr>
+      <w:rPr>
+        <w:rFonts w:ascii="Wingdings" w:hAnsi="Wingdings" w:hint="default"/>
+      </w:rPr>
+    </w:lvl>
+  </w:abstractNum>
+  <w:num w:numId="1" w16cid:durableId="1512600096">
+    <w:abstractNumId w:val="0"/>
+  </w:num>
+</w:numbering>
 </file>
 
 <file path=word/styles.xml><?xml version="1.0" encoding="utf-8"?>

--- a/Notes.DOCX
+++ b/Notes.DOCX
@@ -3,6 +3,11 @@
 <w:document xmlns:wpc="http://schemas.microsoft.com/office/word/2010/wordprocessingCanvas" xmlns:cx="http://schemas.microsoft.com/office/drawing/2014/chartex" xmlns:cx1="http://schemas.microsoft.com/office/drawing/2015/9/8/chartex" xmlns:cx2="http://schemas.microsoft.com/office/drawing/2015/10/21/chartex" xmlns:cx3="http://schemas.microsoft.com/office/drawing/2016/5/9/chartex" xmlns:cx4="http://schemas.microsoft.com/office/drawing/2016/5/10/chartex" xmlns:cx5="http://schemas.microsoft.com/office/drawing/2016/5/11/chartex" xmlns:cx6="http://schemas.microsoft.com/office/drawing/2016/5/12/chartex" xmlns:cx7="http://schemas.microsoft.com/office/drawing/2016/5/13/chartex" xmlns:cx8="http://schemas.microsoft.com/office/drawing/2016/5/14/chartex" xmlns:mc="http://schemas.openxmlformats.org/markup-compatibility/2006" xmlns:aink="http://schemas.microsoft.com/office/drawing/2016/ink" xmlns:am3d="http://schemas.microsoft.com/office/drawing/2017/model3d" xmlns:o="urn:schemas-microsoft-com:office:office" xmlns:oel="http://schemas.microsoft.com/office/2019/extlst" xmlns:r="http://schemas.openxmlformats.org/officeDocument/2006/relationships" xmlns:m="http://schemas.openxmlformats.org/officeDocument/2006/math" xmlns:v="urn:schemas-microsoft-com:vml" xmlns:wp14="http://schemas.microsoft.com/office/word/2010/wordprocessingDrawing" xmlns:wp="http://schemas.openxmlformats.org/drawingml/2006/wordprocessingDrawing" xmlns:w10="urn:schemas-microsoft-com:office:word" xmlns:w="http://schemas.openxmlformats.org/wordprocessingml/2006/main" xmlns:w14="http://schemas.microsoft.com/office/word/2010/wordml" xmlns:w15="http://schemas.microsoft.com/office/word/2012/wordml" xmlns:w16cex="http://schemas.microsoft.com/office/word/2018/wordml/cex" xmlns:w16cid="http://schemas.microsoft.com/office/word/2016/wordml/cid" xmlns:w16="http://schemas.microsoft.com/office/word/2018/wordml" xmlns:w16du="http://schemas.microsoft.com/office/word/2023/wordml/word16du" xmlns:w16sdtdh="http://schemas.microsoft.com/office/word/2020/wordml/sdtdatahash" xmlns:w16sdtfl="http://schemas.microsoft.com/office/word/2024/wordml/sdtformatlock" xmlns:w16se="http://schemas.microsoft.com/office/word/2015/wordml/symex" xmlns:wpg="http://schemas.microsoft.com/office/word/2010/wordprocessingGroup" xmlns:wpi="http://schemas.microsoft.com/office/word/2010/wordprocessingInk" xmlns:wne="http://schemas.microsoft.com/office/word/2006/wordml" xmlns:wps="http://schemas.microsoft.com/office/word/2010/wordprocessingShape" mc:Ignorable="w14 w15 w16se w16cid w16 w16cex w16sdtdh w16sdtfl w16du wp14">
   <w:body>
     <w:p>
+      <w:pPr>
+        <w:rPr>
+          <w:lang w:val="en-GB"/>
+        </w:rPr>
+      </w:pPr>
       <w:r>
         <w:t>Chapter 1 – The Golem of Prague</w:t>
       </w:r>
@@ -13,11 +18,6 @@
       </w:r>
     </w:p>
     <w:p>
-      <w:pPr>
-        <w:rPr>
-          <w:rFonts w:hint="eastAsia"/>
-        </w:rPr>
-      </w:pPr>
       <w:r>
         <w:t>Testing interventions</w:t>
       </w:r>
@@ -35,11 +35,6 @@
       </w:r>
     </w:p>
     <w:p>
-      <w:pPr>
-        <w:rPr>
-          <w:rFonts w:hint="eastAsia"/>
-        </w:rPr>
-      </w:pPr>
       <w:r>
         <w:t>Post-stratification</w:t>
       </w:r>
@@ -57,11 +52,6 @@
       </w:r>
     </w:p>
     <w:p>
-      <w:pPr>
-        <w:rPr>
-          <w:rFonts w:hint="eastAsia"/>
-        </w:rPr>
-      </w:pPr>
       <w:r>
         <w:t>Foreground measurement</w:t>
       </w:r>
@@ -303,11 +293,6 @@
       </w:r>
     </w:p>
     <w:p>
-      <w:pPr>
-        <w:rPr>
-          <w:rFonts w:hint="eastAsia"/>
-        </w:rPr>
-      </w:pPr>
       <w:r>
         <w:rPr>
           <w:b/>
@@ -411,11 +396,6 @@
     </w:p>
     <w:p/>
     <w:p>
-      <w:pPr>
-        <w:rPr>
-          <w:rFonts w:hint="eastAsia"/>
-        </w:rPr>
-      </w:pPr>
       <w:r>
         <w:t>Causal Imputation</w:t>
       </w:r>
@@ -536,6 +516,174 @@
     <w:p/>
     <w:p>
       <w:r>
+        <w:t>Parametric Assumptions</w:t>
+      </w:r>
+      <w:r>
+        <w:rPr>
+          <w:rFonts w:hint="eastAsia"/>
+        </w:rPr>
+        <w:t xml:space="preserve"> </w:t>
+      </w:r>
+      <w:r>
+        <w:rPr>
+          <w:rFonts w:hint="eastAsia"/>
+        </w:rPr>
+        <w:t>参数假设</w:t>
+      </w:r>
+      <w:r>
+        <w:t>:</w:t>
+      </w:r>
+    </w:p>
+    <w:p>
+      <w:pPr>
+        <w:pStyle w:val="a9"/>
+        <w:numPr>
+          <w:ilvl w:val="0"/>
+          <w:numId w:val="1"/>
+        </w:numPr>
+      </w:pPr>
+      <w:r>
+        <w:rPr>
+          <w:rFonts w:hint="eastAsia"/>
+        </w:rPr>
+        <w:t>Independent samples</w:t>
+      </w:r>
+    </w:p>
+    <w:p>
+      <w:pPr>
+        <w:pStyle w:val="a9"/>
+        <w:numPr>
+          <w:ilvl w:val="0"/>
+          <w:numId w:val="1"/>
+        </w:numPr>
+      </w:pPr>
+      <w:r>
+        <w:t>D</w:t>
+      </w:r>
+      <w:r>
+        <w:rPr>
+          <w:rFonts w:hint="eastAsia"/>
+        </w:rPr>
+        <w:t xml:space="preserve">ata normally distributed </w:t>
+      </w:r>
+      <w:r>
+        <w:rPr>
+          <w:rFonts w:hint="eastAsia"/>
+        </w:rPr>
+        <w:t>正态分布</w:t>
+      </w:r>
+    </w:p>
+    <w:p>
+      <w:pPr>
+        <w:pStyle w:val="a9"/>
+        <w:numPr>
+          <w:ilvl w:val="0"/>
+          <w:numId w:val="1"/>
+        </w:numPr>
+      </w:pPr>
+      <w:r>
+        <w:t>E</w:t>
+      </w:r>
+      <w:r>
+        <w:rPr>
+          <w:rFonts w:hint="eastAsia"/>
+        </w:rPr>
+        <w:t xml:space="preserve">qual variances </w:t>
+      </w:r>
+      <w:r>
+        <w:rPr>
+          <w:rFonts w:hint="eastAsia"/>
+        </w:rPr>
+        <w:t>方差</w:t>
+      </w:r>
+    </w:p>
+    <w:p/>
+    <w:p>
+      <w:r>
+        <w:rPr>
+          <w:rFonts w:hint="eastAsia"/>
+        </w:rPr>
+        <w:t>Decision Tree / Flowchart:</w:t>
+      </w:r>
+    </w:p>
+    <w:p>
+      <w:pPr>
+        <w:pStyle w:val="a9"/>
+        <w:numPr>
+          <w:ilvl w:val="0"/>
+          <w:numId w:val="1"/>
+        </w:numPr>
+      </w:pPr>
+      <w:r>
+        <w:rPr>
+          <w:rFonts w:hint="eastAsia"/>
+        </w:rPr>
+        <w:t>Select an appropriate statistical procedure</w:t>
+      </w:r>
+    </w:p>
+    <w:p>
+      <w:pPr>
+        <w:pStyle w:val="a9"/>
+        <w:numPr>
+          <w:ilvl w:val="0"/>
+          <w:numId w:val="1"/>
+        </w:numPr>
+      </w:pPr>
+      <w:r>
+        <w:t>U</w:t>
+      </w:r>
+      <w:r>
+        <w:rPr>
+          <w:rFonts w:hint="eastAsia"/>
+        </w:rPr>
+        <w:t>ser answers questions about measurement and intent</w:t>
+      </w:r>
+    </w:p>
+    <w:p>
+      <w:r>
+        <w:rPr>
+          <w:noProof/>
+        </w:rPr>
+        <w:drawing>
+          <wp:inline distT="0" distB="0" distL="0" distR="0" wp14:anchorId="340B9A80" wp14:editId="3CD36361">
+            <wp:extent cx="5486400" cy="4431030"/>
+            <wp:effectExtent l="0" t="0" r="0" b="7620"/>
+            <wp:docPr id="2030987970" name="图片 1" descr="图示&#10;&#10;AI 生成的内容可能不正确。"/>
+            <wp:cNvGraphicFramePr>
+              <a:graphicFrameLocks xmlns:a="http://schemas.openxmlformats.org/drawingml/2006/main" noChangeAspect="1"/>
+            </wp:cNvGraphicFramePr>
+            <a:graphic xmlns:a="http://schemas.openxmlformats.org/drawingml/2006/main">
+              <a:graphicData uri="http://schemas.openxmlformats.org/drawingml/2006/picture">
+                <pic:pic xmlns:pic="http://schemas.openxmlformats.org/drawingml/2006/picture">
+                  <pic:nvPicPr>
+                    <pic:cNvPr id="2030987970" name="图片 1" descr="图示&#10;&#10;AI 生成的内容可能不正确。"/>
+                    <pic:cNvPicPr/>
+                  </pic:nvPicPr>
+                  <pic:blipFill>
+                    <a:blip r:embed="rId5"/>
+                    <a:stretch>
+                      <a:fillRect/>
+                    </a:stretch>
+                  </pic:blipFill>
+                  <pic:spPr>
+                    <a:xfrm>
+                      <a:off x="0" y="0"/>
+                      <a:ext cx="5486400" cy="4431030"/>
+                    </a:xfrm>
+                    <a:prstGeom prst="rect">
+                      <a:avLst/>
+                    </a:prstGeom>
+                  </pic:spPr>
+                </pic:pic>
+              </a:graphicData>
+            </a:graphic>
+          </wp:inline>
+        </w:drawing>
+      </w:r>
+    </w:p>
+    <w:p/>
+    <w:p>
+      <w:r>
         <w:rPr>
           <w:rFonts w:hint="eastAsia"/>
         </w:rPr>
@@ -595,11 +743,19 @@
           <w:numId w:val="1"/>
         </w:numPr>
       </w:pPr>
-      <w:r>
-        <w:rPr>
-          <w:rFonts w:hint="eastAsia"/>
-        </w:rPr>
-        <w:t>Analyze to deduce appropriate statistical models</w:t>
+      <w:proofErr w:type="gramStart"/>
+      <w:r>
+        <w:rPr>
+          <w:rFonts w:hint="eastAsia"/>
+        </w:rPr>
+        <w:t>Analyze</w:t>
+      </w:r>
+      <w:proofErr w:type="gramEnd"/>
+      <w:r>
+        <w:rPr>
+          <w:rFonts w:hint="eastAsia"/>
+        </w:rPr>
+        <w:t xml:space="preserve"> to deduce appropriate statistical models</w:t>
       </w:r>
     </w:p>
     <w:p>
@@ -792,9 +948,6 @@
           <w:ilvl w:val="1"/>
           <w:numId w:val="1"/>
         </w:numPr>
-        <w:rPr>
-          <w:rFonts w:hint="eastAsia"/>
-        </w:rPr>
       </w:pPr>
       <w:r>
         <w:t>C</w:t>
@@ -806,13 +959,7 @@
         <w:t>onnect theories to golems</w:t>
       </w:r>
     </w:p>
-    <w:p>
-      <w:pPr>
-        <w:rPr>
-          <w:rFonts w:hint="eastAsia"/>
-        </w:rPr>
-      </w:pPr>
-    </w:p>
+    <w:p/>
     <w:p>
       <w:r>
         <w:t>GOLEMS</w:t>
@@ -1025,23 +1172,71 @@
         <w:rPr>
           <w:rFonts w:hint="eastAsia"/>
         </w:rPr>
+        <w:t>Each model is unique</w:t>
+      </w:r>
+    </w:p>
+    <w:p>
+      <w:pPr>
+        <w:pStyle w:val="a9"/>
+        <w:numPr>
+          <w:ilvl w:val="0"/>
+          <w:numId w:val="1"/>
+        </w:numPr>
+      </w:pPr>
+      <w:r>
+        <w:rPr>
+          <w:rFonts w:hint="eastAsia"/>
+        </w:rPr>
+        <w:t>Hypotheses, Process Models, Statistical models</w:t>
+      </w:r>
+    </w:p>
+    <w:p>
+      <w:pPr>
+        <w:pStyle w:val="a9"/>
+        <w:numPr>
+          <w:ilvl w:val="1"/>
+          <w:numId w:val="1"/>
+        </w:numPr>
+      </w:pPr>
+      <w:r>
+        <w:rPr>
+          <w:rFonts w:hint="eastAsia"/>
+        </w:rPr>
+        <w:t>Neutral equilibrium model</w:t>
+      </w:r>
+    </w:p>
+    <w:p>
+      <w:pPr>
+        <w:pStyle w:val="a9"/>
+        <w:numPr>
+          <w:ilvl w:val="1"/>
+          <w:numId w:val="1"/>
+        </w:numPr>
+      </w:pPr>
+      <w:r>
+        <w:rPr>
+          <w:rFonts w:hint="eastAsia"/>
+        </w:rPr>
+        <w:t>Neutral non-equilibrium model</w:t>
+      </w:r>
+    </w:p>
+    <w:p>
+      <w:pPr>
+        <w:pStyle w:val="a9"/>
+        <w:numPr>
+          <w:ilvl w:val="1"/>
+          <w:numId w:val="1"/>
+        </w:numPr>
+      </w:pPr>
+      <w:r>
         <w:lastRenderedPageBreak/>
-        <w:t>Each model is unique</w:t>
-      </w:r>
-    </w:p>
-    <w:p>
-      <w:pPr>
-        <w:pStyle w:val="a9"/>
-        <w:numPr>
-          <w:ilvl w:val="0"/>
-          <w:numId w:val="1"/>
-        </w:numPr>
-      </w:pPr>
-      <w:r>
-        <w:rPr>
-          <w:rFonts w:hint="eastAsia"/>
-        </w:rPr>
-        <w:t>Hypotheses, Process Models, Statistical models</w:t>
+        <w:t>C</w:t>
+      </w:r>
+      <w:r>
+        <w:rPr>
+          <w:rFonts w:hint="eastAsia"/>
+        </w:rPr>
+        <w:t>onstant selection</w:t>
       </w:r>
     </w:p>
     <w:p>
@@ -1053,10 +1248,58 @@
         </w:numPr>
       </w:pPr>
       <w:r>
-        <w:rPr>
-          <w:rFonts w:hint="eastAsia"/>
-        </w:rPr>
-        <w:t>Neutral equilibrium model</w:t>
+        <w:t>Fluctuating</w:t>
+      </w:r>
+      <w:r>
+        <w:rPr>
+          <w:rFonts w:hint="eastAsia"/>
+        </w:rPr>
+        <w:t xml:space="preserve"> </w:t>
+      </w:r>
+      <w:r>
+        <w:rPr>
+          <w:rFonts w:hint="eastAsia"/>
+        </w:rPr>
+        <w:t>波动</w:t>
+      </w:r>
+      <w:r>
+        <w:rPr>
+          <w:rFonts w:hint="eastAsia"/>
+        </w:rPr>
+        <w:t xml:space="preserve"> selection</w:t>
+      </w:r>
+    </w:p>
+    <w:p>
+      <w:pPr>
+        <w:pStyle w:val="a9"/>
+        <w:numPr>
+          <w:ilvl w:val="0"/>
+          <w:numId w:val="1"/>
+        </w:numPr>
+      </w:pPr>
+      <w:r>
+        <w:t>P</w:t>
+      </w:r>
+      <w:r>
+        <w:rPr>
+          <w:rFonts w:hint="eastAsia"/>
+        </w:rPr>
+        <w:t>ermutation methods: low power, high false positives</w:t>
+      </w:r>
+    </w:p>
+    <w:p>
+      <w:pPr>
+        <w:pStyle w:val="a9"/>
+        <w:numPr>
+          <w:ilvl w:val="0"/>
+          <w:numId w:val="1"/>
+        </w:numPr>
+      </w:pPr>
+      <w:r>
+        <w:rPr>
+          <w:rFonts w:hint="eastAsia"/>
+        </w:rPr>
+        <w:t>Hypotheses and Models</w:t>
       </w:r>
     </w:p>
     <w:p>
@@ -1068,10 +1311,13 @@
         </w:numPr>
       </w:pPr>
       <w:r>
-        <w:rPr>
-          <w:rFonts w:hint="eastAsia"/>
-        </w:rPr>
-        <w:t>Neutral non-equilibrium model</w:t>
+        <w:t>R</w:t>
+      </w:r>
+      <w:r>
+        <w:rPr>
+          <w:rFonts w:hint="eastAsia"/>
+        </w:rPr>
+        <w:t>esearch requires more than null robots</w:t>
       </w:r>
     </w:p>
     <w:p>
@@ -1083,13 +1329,13 @@
         </w:numPr>
       </w:pPr>
       <w:r>
-        <w:t>C</w:t>
-      </w:r>
-      <w:r>
-        <w:rPr>
-          <w:rFonts w:hint="eastAsia"/>
-        </w:rPr>
-        <w:t>onstant selection</w:t>
+        <w:t>G</w:t>
+      </w:r>
+      <w:r>
+        <w:rPr>
+          <w:rFonts w:hint="eastAsia"/>
+        </w:rPr>
+        <w:t xml:space="preserve">enerative causal models </w:t>
       </w:r>
     </w:p>
     <w:p>
@@ -1101,58 +1347,27 @@
         </w:numPr>
       </w:pPr>
       <w:r>
-        <w:t>Fluctuating</w:t>
-      </w:r>
-      <w:r>
-        <w:rPr>
-          <w:rFonts w:hint="eastAsia"/>
-        </w:rPr>
-        <w:t xml:space="preserve"> </w:t>
-      </w:r>
-      <w:r>
-        <w:rPr>
-          <w:rFonts w:hint="eastAsia"/>
-        </w:rPr>
-        <w:t>波动</w:t>
-      </w:r>
-      <w:r>
-        <w:rPr>
-          <w:rFonts w:hint="eastAsia"/>
-        </w:rPr>
-        <w:t xml:space="preserve"> selection</w:t>
-      </w:r>
-    </w:p>
-    <w:p>
-      <w:pPr>
-        <w:pStyle w:val="a9"/>
-        <w:numPr>
-          <w:ilvl w:val="0"/>
-          <w:numId w:val="1"/>
-        </w:numPr>
-      </w:pPr>
-      <w:r>
-        <w:t>P</w:t>
-      </w:r>
-      <w:r>
-        <w:rPr>
-          <w:rFonts w:hint="eastAsia"/>
-        </w:rPr>
-        <w:t>ermutation methods: low power, high false positives</w:t>
-      </w:r>
-    </w:p>
-    <w:p>
-      <w:pPr>
-        <w:pStyle w:val="a9"/>
-        <w:numPr>
-          <w:ilvl w:val="0"/>
-          <w:numId w:val="1"/>
-        </w:numPr>
-      </w:pPr>
-      <w:r>
-        <w:rPr>
-          <w:rFonts w:hint="eastAsia"/>
-        </w:rPr>
-        <w:t>Hypotheses and Models</w:t>
+        <w:t>S</w:t>
+      </w:r>
+      <w:r>
+        <w:rPr>
+          <w:rFonts w:hint="eastAsia"/>
+        </w:rPr>
+        <w:t>tatistical models justified by generative models &amp; questions (</w:t>
+      </w:r>
+      <w:proofErr w:type="spellStart"/>
+      <w:r>
+        <w:rPr>
+          <w:rFonts w:hint="eastAsia"/>
+        </w:rPr>
+        <w:t>estimands</w:t>
+      </w:r>
+      <w:proofErr w:type="spellEnd"/>
+      <w:r>
+        <w:rPr>
+          <w:rFonts w:hint="eastAsia"/>
+        </w:rPr>
+        <w:t>)</w:t>
       </w:r>
     </w:p>
     <w:p>
@@ -1164,13 +1379,96 @@
         </w:numPr>
       </w:pPr>
       <w:r>
+        <w:t>A</w:t>
+      </w:r>
+      <w:r>
+        <w:rPr>
+          <w:rFonts w:hint="eastAsia"/>
+        </w:rPr>
+        <w:t>n effective way to produce estimates</w:t>
+      </w:r>
+    </w:p>
+    <w:p>
+      <w:pPr>
+        <w:pStyle w:val="a9"/>
+        <w:numPr>
+          <w:ilvl w:val="0"/>
+          <w:numId w:val="1"/>
+        </w:numPr>
+      </w:pPr>
+      <w:r>
+        <w:t>J</w:t>
+      </w:r>
+      <w:r>
+        <w:rPr>
+          <w:rFonts w:hint="eastAsia"/>
+        </w:rPr>
+        <w:t>ustifying controls</w:t>
+      </w:r>
+    </w:p>
+    <w:p>
+      <w:pPr>
+        <w:pStyle w:val="a9"/>
+        <w:numPr>
+          <w:ilvl w:val="0"/>
+          <w:numId w:val="1"/>
+        </w:numPr>
+      </w:pPr>
+      <w:r>
+        <w:rPr>
+          <w:rFonts w:hint="eastAsia"/>
+        </w:rPr>
+        <w:t xml:space="preserve">Bayes </w:t>
+      </w:r>
+      <w:proofErr w:type="gramStart"/>
+      <w:r>
+        <w:rPr>
+          <w:rFonts w:hint="eastAsia"/>
+        </w:rPr>
+        <w:t>is</w:t>
+      </w:r>
+      <w:proofErr w:type="gramEnd"/>
+      <w:r>
+        <w:rPr>
+          <w:rFonts w:hint="eastAsia"/>
+        </w:rPr>
+        <w:t xml:space="preserve"> practical, not philosophical</w:t>
+      </w:r>
+    </w:p>
+    <w:p>
+      <w:pPr>
+        <w:pStyle w:val="a9"/>
+        <w:numPr>
+          <w:ilvl w:val="1"/>
+          <w:numId w:val="1"/>
+        </w:numPr>
+      </w:pPr>
+      <w:r>
+        <w:t>S</w:t>
+      </w:r>
+      <w:r>
+        <w:rPr>
+          <w:rFonts w:hint="eastAsia"/>
+        </w:rPr>
+        <w:t>imple analyses: little difference, adds mess</w:t>
+      </w:r>
+    </w:p>
+    <w:p>
+      <w:pPr>
+        <w:pStyle w:val="a9"/>
+        <w:numPr>
+          <w:ilvl w:val="1"/>
+          <w:numId w:val="1"/>
+        </w:numPr>
+      </w:pPr>
+      <w:r>
         <w:t>R</w:t>
       </w:r>
       <w:r>
         <w:rPr>
           <w:rFonts w:hint="eastAsia"/>
         </w:rPr>
-        <w:t>esearch requires more than null robots</w:t>
+        <w:t>ealistic analyses: huge difference</w:t>
       </w:r>
     </w:p>
     <w:p>
@@ -1182,13 +1480,504 @@
         </w:numPr>
       </w:pPr>
       <w:r>
+        <w:t>M</w:t>
+      </w:r>
+      <w:r>
+        <w:rPr>
+          <w:rFonts w:hint="eastAsia"/>
+        </w:rPr>
+        <w:t>easurement error, missing data, latent variables, regularization</w:t>
+      </w:r>
+    </w:p>
+    <w:p>
+      <w:pPr>
+        <w:pStyle w:val="a9"/>
+        <w:numPr>
+          <w:ilvl w:val="1"/>
+          <w:numId w:val="1"/>
+        </w:numPr>
+      </w:pPr>
+      <w:r>
+        <w:t>Bayesian</w:t>
+      </w:r>
+      <w:r>
+        <w:rPr>
+          <w:rFonts w:hint="eastAsia"/>
+        </w:rPr>
+        <w:t xml:space="preserve"> models are generative</w:t>
+      </w:r>
+    </w:p>
+    <w:p>
+      <w:pPr>
+        <w:pStyle w:val="a9"/>
+        <w:numPr>
+          <w:ilvl w:val="1"/>
+          <w:numId w:val="1"/>
+        </w:numPr>
+      </w:pPr>
+      <w:r>
+        <w:rPr>
+          <w:rFonts w:hint="eastAsia"/>
+        </w:rPr>
+        <w:t>Bayes no longer controversial or marginalized</w:t>
+      </w:r>
+    </w:p>
+    <w:p>
+      <w:pPr>
+        <w:pStyle w:val="a9"/>
+        <w:numPr>
+          <w:ilvl w:val="1"/>
+          <w:numId w:val="1"/>
+        </w:numPr>
+      </w:pPr>
+      <w:r>
+        <w:t>Bayesian</w:t>
+      </w:r>
+      <w:r>
+        <w:rPr>
+          <w:rFonts w:hint="eastAsia"/>
+        </w:rPr>
+        <w:t xml:space="preserve"> methods routine</w:t>
+      </w:r>
+    </w:p>
+    <w:p>
+      <w:pPr>
+        <w:pStyle w:val="a9"/>
+        <w:numPr>
+          <w:ilvl w:val="0"/>
+          <w:numId w:val="1"/>
+        </w:numPr>
+      </w:pPr>
+      <w:r>
+        <w:t>B</w:t>
+      </w:r>
+      <w:r>
+        <w:rPr>
+          <w:rFonts w:hint="eastAsia"/>
+        </w:rPr>
+        <w:t>rainless, powerful statistical models</w:t>
+      </w:r>
+    </w:p>
+    <w:p/>
+    <w:p>
+      <w:r>
+        <w:t>OWLS</w:t>
+      </w:r>
+    </w:p>
+    <w:p>
+      <w:pPr>
+        <w:pStyle w:val="a9"/>
+        <w:numPr>
+          <w:ilvl w:val="0"/>
+          <w:numId w:val="1"/>
+        </w:numPr>
+      </w:pPr>
+      <w:r>
+        <w:t>E</w:t>
+      </w:r>
+      <w:r>
+        <w:rPr>
+          <w:rFonts w:hint="eastAsia"/>
+        </w:rPr>
+        <w:t>xplicit workflow</w:t>
+      </w:r>
+    </w:p>
+    <w:p>
+      <w:pPr>
+        <w:pStyle w:val="a9"/>
+        <w:numPr>
+          <w:ilvl w:val="0"/>
+          <w:numId w:val="1"/>
+        </w:numPr>
+      </w:pPr>
+      <w:r>
+        <w:rPr>
+          <w:rFonts w:hint="eastAsia"/>
+        </w:rPr>
+        <w:t>Step 1: generative simulation</w:t>
+      </w:r>
+    </w:p>
+    <w:p>
+      <w:pPr>
+        <w:pStyle w:val="a9"/>
+        <w:numPr>
+          <w:ilvl w:val="0"/>
+          <w:numId w:val="1"/>
+        </w:numPr>
+      </w:pPr>
+      <w:r>
+        <w:rPr>
+          <w:rFonts w:hint="eastAsia"/>
+        </w:rPr>
+        <w:t>Step 2: estimator</w:t>
+      </w:r>
+    </w:p>
+    <w:p>
+      <w:pPr>
+        <w:pStyle w:val="a9"/>
+        <w:numPr>
+          <w:ilvl w:val="0"/>
+          <w:numId w:val="1"/>
+        </w:numPr>
+      </w:pPr>
+      <w:r>
+        <w:rPr>
+          <w:rFonts w:hint="eastAsia"/>
+        </w:rPr>
+        <w:t>Step 3: validate estimator</w:t>
+      </w:r>
+    </w:p>
+    <w:p>
+      <w:pPr>
+        <w:pStyle w:val="a9"/>
+        <w:numPr>
+          <w:ilvl w:val="0"/>
+          <w:numId w:val="1"/>
+        </w:numPr>
+      </w:pPr>
+      <w:r>
+        <w:rPr>
+          <w:rFonts w:hint="eastAsia"/>
+        </w:rPr>
+        <w:t>Step 4: analyze real data</w:t>
+      </w:r>
+    </w:p>
+    <w:p>
+      <w:pPr>
+        <w:pStyle w:val="a9"/>
+        <w:numPr>
+          <w:ilvl w:val="0"/>
+          <w:numId w:val="1"/>
+        </w:numPr>
+      </w:pPr>
+      <w:r>
+        <w:t>S</w:t>
+      </w:r>
+      <w:r>
+        <w:rPr>
+          <w:rFonts w:hint="eastAsia"/>
+        </w:rPr>
+        <w:t xml:space="preserve">cientific data </w:t>
+      </w:r>
+      <w:proofErr w:type="gramStart"/>
+      <w:r>
+        <w:rPr>
+          <w:rFonts w:hint="eastAsia"/>
+        </w:rPr>
+        <w:t>analyses</w:t>
+      </w:r>
+      <w:proofErr w:type="gramEnd"/>
+      <w:r>
+        <w:rPr>
+          <w:rFonts w:hint="eastAsia"/>
+        </w:rPr>
+        <w:t>: amateur software engineering</w:t>
+      </w:r>
+    </w:p>
+    <w:p>
+      <w:pPr>
+        <w:pStyle w:val="a9"/>
+        <w:numPr>
+          <w:ilvl w:val="0"/>
+          <w:numId w:val="1"/>
+        </w:numPr>
+      </w:pPr>
+      <w:r>
+        <w:t>T</w:t>
+      </w:r>
+      <w:r>
+        <w:rPr>
+          <w:rFonts w:hint="eastAsia"/>
+        </w:rPr>
+        <w:t>hree models:</w:t>
+      </w:r>
+    </w:p>
+    <w:p>
+      <w:pPr>
+        <w:pStyle w:val="a9"/>
+        <w:numPr>
+          <w:ilvl w:val="1"/>
+          <w:numId w:val="1"/>
+        </w:numPr>
+      </w:pPr>
+      <w:r>
+        <w:t>U</w:t>
+      </w:r>
+      <w:r>
+        <w:rPr>
+          <w:rFonts w:hint="eastAsia"/>
+        </w:rPr>
+        <w:t>nderstand what you are doing</w:t>
+      </w:r>
+    </w:p>
+    <w:p>
+      <w:pPr>
+        <w:pStyle w:val="a9"/>
+        <w:numPr>
+          <w:ilvl w:val="1"/>
+          <w:numId w:val="1"/>
+        </w:numPr>
+      </w:pPr>
+      <w:r>
+        <w:t>D</w:t>
+      </w:r>
+      <w:r>
+        <w:rPr>
+          <w:rFonts w:hint="eastAsia"/>
+        </w:rPr>
+        <w:t>ocument your work, reduce error</w:t>
+      </w:r>
+    </w:p>
+    <w:p>
+      <w:pPr>
+        <w:pStyle w:val="a9"/>
+        <w:numPr>
+          <w:ilvl w:val="1"/>
+          <w:numId w:val="1"/>
+        </w:numPr>
+      </w:pPr>
+      <w:r>
+        <w:t>Respectable</w:t>
+      </w:r>
+      <w:r>
+        <w:rPr>
+          <w:rFonts w:hint="eastAsia"/>
+        </w:rPr>
+        <w:t xml:space="preserve"> scientific workflow</w:t>
+      </w:r>
+    </w:p>
+    <w:p>
+      <w:pPr>
+        <w:pStyle w:val="a9"/>
+        <w:numPr>
+          <w:ilvl w:val="0"/>
+          <w:numId w:val="1"/>
+        </w:numPr>
+      </w:pPr>
+      <w:r>
+        <w:t>D</w:t>
+      </w:r>
+      <w:r>
+        <w:rPr>
+          <w:rFonts w:hint="eastAsia"/>
+        </w:rPr>
+        <w:t>ocumented procedures, quality assurance.</w:t>
+      </w:r>
+    </w:p>
+    <w:p/>
+    <w:p>
+      <w:r>
+        <w:rPr>
+          <w:rFonts w:hint="eastAsia"/>
+        </w:rPr>
+        <w:t xml:space="preserve">Chapter 2 </w:t>
+      </w:r>
+      <w:r>
+        <w:t>–</w:t>
+      </w:r>
+      <w:r>
+        <w:rPr>
+          <w:rFonts w:hint="eastAsia"/>
+        </w:rPr>
+        <w:t xml:space="preserve"> The Garden of Forking data</w:t>
+      </w:r>
+    </w:p>
+    <w:p>
+      <w:r>
+        <w:rPr>
+          <w:rFonts w:hint="eastAsia"/>
+        </w:rPr>
+        <w:t>How should we use the sample to produce the estimate?</w:t>
+      </w:r>
+    </w:p>
+    <w:p>
+      <w:r>
+        <w:lastRenderedPageBreak/>
+        <w:t>H</w:t>
+      </w:r>
+      <w:r>
+        <w:rPr>
+          <w:rFonts w:hint="eastAsia"/>
+        </w:rPr>
+        <w:t>ow to produce a summary</w:t>
+      </w:r>
+    </w:p>
+    <w:p>
+      <w:r>
+        <w:t>H</w:t>
+      </w:r>
+      <w:r>
+        <w:rPr>
+          <w:rFonts w:hint="eastAsia"/>
+        </w:rPr>
+        <w:t>ow to represent uncertainty?</w:t>
+      </w:r>
+    </w:p>
+    <w:p/>
+    <w:p>
+      <w:r>
+        <w:rPr>
+          <w:rFonts w:hint="eastAsia"/>
+        </w:rPr>
+        <w:t>Workflow</w:t>
+      </w:r>
+    </w:p>
+    <w:p>
+      <w:pPr>
+        <w:pStyle w:val="a9"/>
+        <w:numPr>
+          <w:ilvl w:val="0"/>
+          <w:numId w:val="1"/>
+        </w:numPr>
+      </w:pPr>
+      <w:r>
+        <w:rPr>
+          <w:rFonts w:hint="eastAsia"/>
+        </w:rPr>
+        <w:t>Define generative model of the sample</w:t>
+      </w:r>
+    </w:p>
+    <w:p>
+      <w:pPr>
+        <w:pStyle w:val="a9"/>
+        <w:numPr>
+          <w:ilvl w:val="0"/>
+          <w:numId w:val="1"/>
+        </w:numPr>
+      </w:pPr>
+      <w:r>
+        <w:t>D</w:t>
+      </w:r>
+      <w:r>
+        <w:rPr>
+          <w:rFonts w:hint="eastAsia"/>
+        </w:rPr>
+        <w:t xml:space="preserve">efine a specific </w:t>
+      </w:r>
+      <w:proofErr w:type="spellStart"/>
+      <w:r>
+        <w:rPr>
+          <w:rFonts w:hint="eastAsia"/>
+        </w:rPr>
+        <w:t>estimand</w:t>
+      </w:r>
+      <w:proofErr w:type="spellEnd"/>
+    </w:p>
+    <w:p>
+      <w:pPr>
+        <w:pStyle w:val="a9"/>
+        <w:numPr>
+          <w:ilvl w:val="0"/>
+          <w:numId w:val="1"/>
+        </w:numPr>
+      </w:pPr>
+      <w:r>
+        <w:t>D</w:t>
+      </w:r>
+      <w:r>
+        <w:rPr>
+          <w:rFonts w:hint="eastAsia"/>
+        </w:rPr>
+        <w:t>esign a statistical way to produce estimate</w:t>
+      </w:r>
+    </w:p>
+    <w:p>
+      <w:pPr>
+        <w:pStyle w:val="a9"/>
+        <w:numPr>
+          <w:ilvl w:val="0"/>
+          <w:numId w:val="1"/>
+        </w:numPr>
+      </w:pPr>
+      <w:r>
+        <w:t>T</w:t>
+      </w:r>
+      <w:r>
+        <w:rPr>
+          <w:rFonts w:hint="eastAsia"/>
+        </w:rPr>
+        <w:t>est 3 using 1</w:t>
+      </w:r>
+    </w:p>
+    <w:p>
+      <w:pPr>
+        <w:pStyle w:val="a9"/>
+        <w:numPr>
+          <w:ilvl w:val="0"/>
+          <w:numId w:val="1"/>
+        </w:numPr>
+      </w:pPr>
+      <w:r>
+        <w:t>A</w:t>
+      </w:r>
+      <w:r>
+        <w:rPr>
+          <w:rFonts w:hint="eastAsia"/>
+        </w:rPr>
+        <w:t>nalyze sample summarize</w:t>
+      </w:r>
+    </w:p>
+    <w:p/>
+    <w:p>
+      <w:r>
         <w:t>G</w:t>
       </w:r>
       <w:r>
         <w:rPr>
           <w:rFonts w:hint="eastAsia"/>
         </w:rPr>
-        <w:t xml:space="preserve">enerative causal models </w:t>
+        <w:t>enerative model of the globe</w:t>
+      </w:r>
+    </w:p>
+    <w:p>
+      <w:pPr>
+        <w:pStyle w:val="a9"/>
+        <w:numPr>
+          <w:ilvl w:val="0"/>
+          <w:numId w:val="1"/>
+        </w:numPr>
+      </w:pPr>
+      <w:r>
+        <w:rPr>
+          <w:rFonts w:hint="eastAsia"/>
+        </w:rPr>
+        <w:t>B</w:t>
+      </w:r>
+      <w:r>
+        <w:rPr>
+          <w:rFonts w:hint="eastAsia"/>
+        </w:rPr>
+        <w:t>egin conceptually: how do the variables influence one another</w:t>
+      </w:r>
+    </w:p>
+    <w:p>
+      <w:pPr>
+        <w:pStyle w:val="a9"/>
+        <w:numPr>
+          <w:ilvl w:val="0"/>
+          <w:numId w:val="1"/>
+        </w:numPr>
+      </w:pPr>
+      <w:r>
+        <w:rPr>
+          <w:rFonts w:hint="eastAsia"/>
+        </w:rPr>
+        <w:t>P: proportion of water</w:t>
+      </w:r>
+    </w:p>
+    <w:p>
+      <w:pPr>
+        <w:pStyle w:val="a9"/>
+        <w:numPr>
+          <w:ilvl w:val="0"/>
+          <w:numId w:val="1"/>
+        </w:numPr>
+      </w:pPr>
+      <w:r>
+        <w:rPr>
+          <w:rFonts w:hint="eastAsia"/>
+        </w:rPr>
+        <w:t>N: number of tosses</w:t>
       </w:r>
     </w:p>
     <w:p>
@@ -1200,673 +1989,125 @@
         </w:numPr>
       </w:pPr>
       <w:r>
-        <w:t>S</w:t>
-      </w:r>
-      <w:r>
-        <w:rPr>
-          <w:rFonts w:hint="eastAsia"/>
-        </w:rPr>
-        <w:t>tatistical models justified by generative models &amp; questions (estimands)</w:t>
-      </w:r>
-    </w:p>
-    <w:p>
-      <w:pPr>
-        <w:pStyle w:val="a9"/>
-        <w:numPr>
-          <w:ilvl w:val="1"/>
-          <w:numId w:val="1"/>
-        </w:numPr>
-      </w:pPr>
-      <w:r>
-        <w:t>A</w:t>
-      </w:r>
-      <w:r>
-        <w:rPr>
-          <w:rFonts w:hint="eastAsia"/>
-        </w:rPr>
-        <w:t>n effective way to produce estimates</w:t>
-      </w:r>
-    </w:p>
-    <w:p>
-      <w:pPr>
-        <w:pStyle w:val="a9"/>
-        <w:numPr>
-          <w:ilvl w:val="0"/>
-          <w:numId w:val="1"/>
-        </w:numPr>
-      </w:pPr>
-      <w:r>
-        <w:t>J</w:t>
-      </w:r>
-      <w:r>
-        <w:rPr>
-          <w:rFonts w:hint="eastAsia"/>
-        </w:rPr>
-        <w:t>ustifying controls</w:t>
-      </w:r>
-    </w:p>
-    <w:p>
-      <w:pPr>
-        <w:pStyle w:val="a9"/>
-        <w:numPr>
-          <w:ilvl w:val="0"/>
-          <w:numId w:val="1"/>
-        </w:numPr>
-      </w:pPr>
-      <w:r>
-        <w:rPr>
-          <w:rFonts w:hint="eastAsia"/>
-        </w:rPr>
-        <w:t>Bayes is practical, not philosophical</w:t>
-      </w:r>
-    </w:p>
-    <w:p>
-      <w:pPr>
-        <w:pStyle w:val="a9"/>
-        <w:numPr>
-          <w:ilvl w:val="1"/>
-          <w:numId w:val="1"/>
-        </w:numPr>
-      </w:pPr>
-      <w:r>
-        <w:t>S</w:t>
-      </w:r>
-      <w:r>
-        <w:rPr>
-          <w:rFonts w:hint="eastAsia"/>
-        </w:rPr>
-        <w:t>imple analyses: little difference, adds mess</w:t>
-      </w:r>
-    </w:p>
-    <w:p>
-      <w:pPr>
-        <w:pStyle w:val="a9"/>
-        <w:numPr>
-          <w:ilvl w:val="1"/>
-          <w:numId w:val="1"/>
-        </w:numPr>
-      </w:pPr>
-      <w:r>
-        <w:t>R</w:t>
-      </w:r>
-      <w:r>
-        <w:rPr>
-          <w:rFonts w:hint="eastAsia"/>
-        </w:rPr>
-        <w:t>ealistic analyses: huge difference</w:t>
-      </w:r>
-    </w:p>
-    <w:p>
-      <w:pPr>
-        <w:pStyle w:val="a9"/>
-        <w:numPr>
-          <w:ilvl w:val="1"/>
-          <w:numId w:val="1"/>
-        </w:numPr>
-      </w:pPr>
-      <w:r>
-        <w:t>M</w:t>
-      </w:r>
-      <w:r>
-        <w:rPr>
-          <w:rFonts w:hint="eastAsia"/>
-        </w:rPr>
-        <w:t>easurement error, missing data, latent variables, regularization</w:t>
-      </w:r>
-    </w:p>
-    <w:p>
-      <w:pPr>
-        <w:pStyle w:val="a9"/>
-        <w:numPr>
-          <w:ilvl w:val="1"/>
-          <w:numId w:val="1"/>
-        </w:numPr>
-      </w:pPr>
-      <w:r>
-        <w:t>Bayesian</w:t>
-      </w:r>
-      <w:r>
-        <w:rPr>
-          <w:rFonts w:hint="eastAsia"/>
-        </w:rPr>
-        <w:t xml:space="preserve"> models are generative</w:t>
-      </w:r>
-    </w:p>
-    <w:p>
-      <w:pPr>
-        <w:pStyle w:val="a9"/>
-        <w:numPr>
-          <w:ilvl w:val="1"/>
-          <w:numId w:val="1"/>
-        </w:numPr>
-      </w:pPr>
-      <w:r>
-        <w:rPr>
-          <w:rFonts w:hint="eastAsia"/>
-        </w:rPr>
-        <w:t>Bayes no longer controversial or marginalized</w:t>
-      </w:r>
-    </w:p>
-    <w:p>
-      <w:pPr>
-        <w:pStyle w:val="a9"/>
-        <w:numPr>
-          <w:ilvl w:val="1"/>
-          <w:numId w:val="1"/>
-        </w:numPr>
-      </w:pPr>
-      <w:r>
-        <w:t>Bayesian</w:t>
-      </w:r>
-      <w:r>
-        <w:rPr>
-          <w:rFonts w:hint="eastAsia"/>
-        </w:rPr>
-        <w:t xml:space="preserve"> methods routine</w:t>
-      </w:r>
-    </w:p>
-    <w:p>
-      <w:pPr>
-        <w:pStyle w:val="a9"/>
-        <w:numPr>
-          <w:ilvl w:val="0"/>
-          <w:numId w:val="1"/>
-        </w:numPr>
-      </w:pPr>
-      <w:r>
-        <w:t>B</w:t>
-      </w:r>
-      <w:r>
-        <w:rPr>
-          <w:rFonts w:hint="eastAsia"/>
-        </w:rPr>
-        <w:t>rainless, powerful statistical models</w:t>
-      </w:r>
-    </w:p>
-    <w:p>
-      <w:pPr>
-        <w:rPr>
-          <w:rFonts w:hint="eastAsia"/>
-        </w:rPr>
-      </w:pPr>
-    </w:p>
-    <w:p>
-      <w:r>
-        <w:t>OWLS</w:t>
-      </w:r>
-    </w:p>
-    <w:p>
-      <w:pPr>
-        <w:pStyle w:val="a9"/>
-        <w:numPr>
-          <w:ilvl w:val="0"/>
-          <w:numId w:val="1"/>
-        </w:numPr>
-      </w:pPr>
-      <w:r>
-        <w:t>E</w:t>
-      </w:r>
-      <w:r>
-        <w:rPr>
-          <w:rFonts w:hint="eastAsia"/>
-        </w:rPr>
-        <w:t>xplicit workflow</w:t>
-      </w:r>
-    </w:p>
-    <w:p>
-      <w:pPr>
-        <w:pStyle w:val="a9"/>
-        <w:numPr>
-          <w:ilvl w:val="0"/>
-          <w:numId w:val="1"/>
-        </w:numPr>
-      </w:pPr>
-      <w:r>
-        <w:rPr>
-          <w:rFonts w:hint="eastAsia"/>
-        </w:rPr>
-        <w:t>Step 1: generative simulation</w:t>
-      </w:r>
-    </w:p>
-    <w:p>
-      <w:pPr>
-        <w:pStyle w:val="a9"/>
-        <w:numPr>
-          <w:ilvl w:val="0"/>
-          <w:numId w:val="1"/>
-        </w:numPr>
-      </w:pPr>
-      <w:r>
-        <w:rPr>
-          <w:rFonts w:hint="eastAsia"/>
-        </w:rPr>
-        <w:t>Step 2: estimator</w:t>
-      </w:r>
-    </w:p>
-    <w:p>
-      <w:pPr>
-        <w:pStyle w:val="a9"/>
-        <w:numPr>
-          <w:ilvl w:val="0"/>
-          <w:numId w:val="1"/>
-        </w:numPr>
-      </w:pPr>
-      <w:r>
-        <w:rPr>
-          <w:rFonts w:hint="eastAsia"/>
-        </w:rPr>
-        <w:t>Step 3: validate estimator</w:t>
-      </w:r>
-    </w:p>
-    <w:p>
-      <w:pPr>
-        <w:pStyle w:val="a9"/>
-        <w:numPr>
-          <w:ilvl w:val="0"/>
-          <w:numId w:val="1"/>
-        </w:numPr>
-      </w:pPr>
-      <w:r>
-        <w:rPr>
-          <w:rFonts w:hint="eastAsia"/>
-        </w:rPr>
-        <w:t>Step 4: analyze real data</w:t>
-      </w:r>
-    </w:p>
-    <w:p>
-      <w:pPr>
-        <w:pStyle w:val="a9"/>
-        <w:numPr>
-          <w:ilvl w:val="0"/>
-          <w:numId w:val="1"/>
-        </w:numPr>
-      </w:pPr>
-      <w:r>
-        <w:t>S</w:t>
-      </w:r>
-      <w:r>
-        <w:rPr>
-          <w:rFonts w:hint="eastAsia"/>
-        </w:rPr>
-        <w:t>cientific data analyses: amateur software engineering</w:t>
-      </w:r>
-    </w:p>
-    <w:p>
-      <w:pPr>
-        <w:pStyle w:val="a9"/>
-        <w:numPr>
-          <w:ilvl w:val="0"/>
-          <w:numId w:val="1"/>
-        </w:numPr>
-      </w:pPr>
-      <w:r>
-        <w:t>T</w:t>
-      </w:r>
-      <w:r>
-        <w:rPr>
-          <w:rFonts w:hint="eastAsia"/>
-        </w:rPr>
-        <w:t>hree models:</w:t>
-      </w:r>
-    </w:p>
-    <w:p>
-      <w:pPr>
-        <w:pStyle w:val="a9"/>
-        <w:numPr>
-          <w:ilvl w:val="1"/>
-          <w:numId w:val="1"/>
-        </w:numPr>
-      </w:pPr>
-      <w:r>
-        <w:t>U</w:t>
-      </w:r>
-      <w:r>
-        <w:rPr>
-          <w:rFonts w:hint="eastAsia"/>
-        </w:rPr>
-        <w:t>nderstand what you are doing</w:t>
-      </w:r>
-    </w:p>
-    <w:p>
-      <w:pPr>
-        <w:pStyle w:val="a9"/>
-        <w:numPr>
-          <w:ilvl w:val="1"/>
-          <w:numId w:val="1"/>
-        </w:numPr>
-      </w:pPr>
-      <w:r>
-        <w:t>D</w:t>
-      </w:r>
-      <w:r>
-        <w:rPr>
-          <w:rFonts w:hint="eastAsia"/>
-        </w:rPr>
-        <w:t>ocument your work, reduce error</w:t>
-      </w:r>
-    </w:p>
-    <w:p>
-      <w:pPr>
-        <w:pStyle w:val="a9"/>
-        <w:numPr>
-          <w:ilvl w:val="1"/>
-          <w:numId w:val="1"/>
-        </w:numPr>
-      </w:pPr>
-      <w:r>
-        <w:t>Respectable</w:t>
-      </w:r>
-      <w:r>
-        <w:rPr>
-          <w:rFonts w:hint="eastAsia"/>
-        </w:rPr>
-        <w:t xml:space="preserve"> scientific workflow</w:t>
-      </w:r>
-    </w:p>
-    <w:p>
-      <w:pPr>
-        <w:pStyle w:val="a9"/>
-        <w:numPr>
-          <w:ilvl w:val="0"/>
-          <w:numId w:val="1"/>
-        </w:numPr>
-        <w:rPr>
-          <w:rFonts w:hint="eastAsia"/>
-        </w:rPr>
-      </w:pPr>
-      <w:r>
-        <w:t>D</w:t>
-      </w:r>
-      <w:r>
-        <w:rPr>
-          <w:rFonts w:hint="eastAsia"/>
-        </w:rPr>
-        <w:t>ocumented procedures, quality assurance.</w:t>
+        <w:t>W</w:t>
+      </w:r>
+      <w:r>
+        <w:rPr>
+          <w:rFonts w:hint="eastAsia"/>
+        </w:rPr>
+        <w:t>e can control it</w:t>
+      </w:r>
+    </w:p>
+    <w:p>
+      <w:pPr>
+        <w:pStyle w:val="a9"/>
+        <w:numPr>
+          <w:ilvl w:val="0"/>
+          <w:numId w:val="1"/>
+        </w:numPr>
+      </w:pPr>
+      <w:r>
+        <w:rPr>
+          <w:rFonts w:hint="eastAsia"/>
+        </w:rPr>
+        <w:t xml:space="preserve">W: </w:t>
+      </w:r>
+      <w:proofErr w:type="gramStart"/>
+      <w:r>
+        <w:rPr>
+          <w:rFonts w:hint="eastAsia"/>
+        </w:rPr>
+        <w:t>water</w:t>
+      </w:r>
+      <w:proofErr w:type="gramEnd"/>
+      <w:r>
+        <w:rPr>
+          <w:rFonts w:hint="eastAsia"/>
+        </w:rPr>
+        <w:t xml:space="preserve"> observations</w:t>
+      </w:r>
+    </w:p>
+    <w:p>
+      <w:pPr>
+        <w:pStyle w:val="a9"/>
+        <w:numPr>
+          <w:ilvl w:val="0"/>
+          <w:numId w:val="1"/>
+        </w:numPr>
+      </w:pPr>
+      <w:r>
+        <w:rPr>
+          <w:rFonts w:hint="eastAsia"/>
+        </w:rPr>
+        <w:t>L: land observations</w:t>
+      </w:r>
+    </w:p>
+    <w:p>
+      <w:pPr>
+        <w:pStyle w:val="a9"/>
+        <w:numPr>
+          <w:ilvl w:val="0"/>
+          <w:numId w:val="1"/>
+        </w:numPr>
+      </w:pPr>
+      <w:r>
+        <w:rPr>
+          <w:rFonts w:hint="eastAsia"/>
+        </w:rPr>
+        <w:t>N influences W and L</w:t>
+      </w:r>
+    </w:p>
+    <w:p>
+      <w:r>
+        <w:t>G</w:t>
+      </w:r>
+      <w:r>
+        <w:rPr>
+          <w:rFonts w:hint="eastAsia"/>
+        </w:rPr>
+        <w:t>enerative assumptions: What do the arrows mean exactly?</w:t>
       </w:r>
     </w:p>
     <w:p/>
     <w:p>
       <w:r>
-        <w:rPr>
-          <w:rFonts w:hint="eastAsia"/>
-        </w:rPr>
-        <w:lastRenderedPageBreak/>
-        <w:t xml:space="preserve">Chapter 2 </w:t>
-      </w:r>
-      <w:r>
-        <w:t>–</w:t>
-      </w:r>
-      <w:r>
-        <w:rPr>
-          <w:rFonts w:hint="eastAsia"/>
-        </w:rPr>
-        <w:t xml:space="preserve"> The Garden of Forking data</w:t>
-      </w:r>
-    </w:p>
-    <w:p>
-      <w:r>
-        <w:rPr>
-          <w:rFonts w:hint="eastAsia"/>
-        </w:rPr>
-        <w:t>How should we use the sample to produce the estimate?</w:t>
-      </w:r>
-    </w:p>
-    <w:p>
-      <w:r>
-        <w:t>H</w:t>
-      </w:r>
-      <w:r>
-        <w:rPr>
-          <w:rFonts w:hint="eastAsia"/>
-        </w:rPr>
-        <w:t>ow to produce a summary</w:t>
-      </w:r>
-    </w:p>
-    <w:p>
-      <w:r>
-        <w:t>H</w:t>
-      </w:r>
-      <w:r>
-        <w:rPr>
-          <w:rFonts w:hint="eastAsia"/>
-        </w:rPr>
-        <w:t>ow to represent uncertainty?</w:t>
-      </w:r>
-    </w:p>
-    <w:p/>
-    <w:p>
-      <w:r>
-        <w:rPr>
-          <w:rFonts w:hint="eastAsia"/>
-        </w:rPr>
-        <w:t>Workflow</w:t>
-      </w:r>
-    </w:p>
-    <w:p>
-      <w:pPr>
-        <w:pStyle w:val="a9"/>
-        <w:numPr>
-          <w:ilvl w:val="0"/>
-          <w:numId w:val="1"/>
-        </w:numPr>
-      </w:pPr>
-      <w:r>
-        <w:rPr>
-          <w:rFonts w:hint="eastAsia"/>
-        </w:rPr>
-        <w:t>Define generative model of the sample</w:t>
-      </w:r>
-    </w:p>
-    <w:p>
-      <w:pPr>
-        <w:pStyle w:val="a9"/>
-        <w:numPr>
-          <w:ilvl w:val="0"/>
-          <w:numId w:val="1"/>
-        </w:numPr>
-      </w:pPr>
-      <w:r>
-        <w:t>D</w:t>
-      </w:r>
-      <w:r>
-        <w:rPr>
-          <w:rFonts w:hint="eastAsia"/>
-        </w:rPr>
-        <w:t>efine a specific estimand</w:t>
-      </w:r>
-    </w:p>
-    <w:p>
-      <w:pPr>
-        <w:pStyle w:val="a9"/>
-        <w:numPr>
-          <w:ilvl w:val="0"/>
-          <w:numId w:val="1"/>
-        </w:numPr>
-      </w:pPr>
-      <w:r>
-        <w:t>D</w:t>
-      </w:r>
-      <w:r>
-        <w:rPr>
-          <w:rFonts w:hint="eastAsia"/>
-        </w:rPr>
-        <w:t>esign a statistical way to produce estimate</w:t>
-      </w:r>
-    </w:p>
-    <w:p>
-      <w:pPr>
-        <w:pStyle w:val="a9"/>
-        <w:numPr>
-          <w:ilvl w:val="0"/>
-          <w:numId w:val="1"/>
-        </w:numPr>
-      </w:pPr>
-      <w:r>
-        <w:t>T</w:t>
-      </w:r>
-      <w:r>
-        <w:rPr>
-          <w:rFonts w:hint="eastAsia"/>
-        </w:rPr>
-        <w:t>est 3 using 1</w:t>
-      </w:r>
-    </w:p>
-    <w:p>
-      <w:pPr>
-        <w:pStyle w:val="a9"/>
-        <w:numPr>
-          <w:ilvl w:val="0"/>
-          <w:numId w:val="1"/>
-        </w:numPr>
-        <w:rPr>
-          <w:rFonts w:hint="eastAsia"/>
-        </w:rPr>
-      </w:pPr>
-      <w:r>
-        <w:t>A</w:t>
-      </w:r>
-      <w:r>
-        <w:rPr>
-          <w:rFonts w:hint="eastAsia"/>
-        </w:rPr>
-        <w:t>nalyze sample summarize</w:t>
-      </w:r>
-    </w:p>
-    <w:p/>
-    <w:p>
-      <w:r>
-        <w:t>G</w:t>
-      </w:r>
-      <w:r>
-        <w:rPr>
-          <w:rFonts w:hint="eastAsia"/>
-        </w:rPr>
-        <w:t>enerative model of the globe</w:t>
-      </w:r>
-    </w:p>
-    <w:p>
-      <w:pPr>
-        <w:pStyle w:val="a9"/>
-        <w:numPr>
-          <w:ilvl w:val="0"/>
-          <w:numId w:val="1"/>
-        </w:numPr>
-      </w:pPr>
-      <w:r>
-        <w:rPr>
-          <w:rFonts w:hint="eastAsia"/>
-        </w:rPr>
-        <w:t>B</w:t>
-      </w:r>
-      <w:r>
-        <w:rPr>
-          <w:rFonts w:hint="eastAsia"/>
-        </w:rPr>
-        <w:t>egin conceptually: how do the variables influence one another</w:t>
-      </w:r>
-    </w:p>
-    <w:p>
-      <w:pPr>
-        <w:pStyle w:val="a9"/>
-        <w:numPr>
-          <w:ilvl w:val="0"/>
-          <w:numId w:val="1"/>
-        </w:numPr>
-      </w:pPr>
-      <w:r>
-        <w:rPr>
-          <w:rFonts w:hint="eastAsia"/>
-        </w:rPr>
-        <w:t>P: proportion of water</w:t>
-      </w:r>
-    </w:p>
-    <w:p>
-      <w:pPr>
-        <w:pStyle w:val="a9"/>
-        <w:numPr>
-          <w:ilvl w:val="0"/>
-          <w:numId w:val="1"/>
-        </w:numPr>
-      </w:pPr>
-      <w:r>
-        <w:rPr>
-          <w:rFonts w:hint="eastAsia"/>
-        </w:rPr>
-        <w:t>N: number of tosses</w:t>
-      </w:r>
-    </w:p>
-    <w:p>
-      <w:pPr>
-        <w:pStyle w:val="a9"/>
-        <w:numPr>
-          <w:ilvl w:val="1"/>
-          <w:numId w:val="1"/>
-        </w:numPr>
-      </w:pPr>
-      <w:r>
-        <w:t>W</w:t>
-      </w:r>
-      <w:r>
-        <w:rPr>
-          <w:rFonts w:hint="eastAsia"/>
-        </w:rPr>
-        <w:t>e can control it</w:t>
-      </w:r>
-    </w:p>
-    <w:p>
-      <w:pPr>
-        <w:pStyle w:val="a9"/>
-        <w:numPr>
-          <w:ilvl w:val="0"/>
-          <w:numId w:val="1"/>
-        </w:numPr>
-      </w:pPr>
-      <w:r>
-        <w:rPr>
-          <w:rFonts w:hint="eastAsia"/>
-        </w:rPr>
-        <w:t>W: water observations</w:t>
-      </w:r>
-    </w:p>
-    <w:p>
-      <w:pPr>
-        <w:pStyle w:val="a9"/>
-        <w:numPr>
-          <w:ilvl w:val="0"/>
-          <w:numId w:val="1"/>
-        </w:numPr>
-      </w:pPr>
-      <w:r>
-        <w:rPr>
-          <w:rFonts w:hint="eastAsia"/>
-        </w:rPr>
-        <w:t>L: land observations</w:t>
-      </w:r>
-    </w:p>
-    <w:p>
-      <w:pPr>
-        <w:pStyle w:val="a9"/>
-        <w:numPr>
-          <w:ilvl w:val="0"/>
-          <w:numId w:val="1"/>
-        </w:numPr>
-      </w:pPr>
-      <w:r>
-        <w:rPr>
-          <w:rFonts w:hint="eastAsia"/>
-        </w:rPr>
-        <w:t>N influences W and L</w:t>
-      </w:r>
-    </w:p>
-    <w:p>
-      <w:r>
-        <w:t>G</w:t>
-      </w:r>
-      <w:r>
-        <w:rPr>
-          <w:rFonts w:hint="eastAsia"/>
-        </w:rPr>
-        <w:t>enerative assumptions: What do the arrows mean exactly?</w:t>
+        <w:t>Bayesian data analysis</w:t>
+      </w:r>
+      <w:r>
+        <w:t xml:space="preserve">: </w:t>
+      </w:r>
+    </w:p>
+    <w:p>
+      <w:r>
+        <w:t xml:space="preserve">For each possible explanation of the sample, count all the ways the sample could happen. Explanations with more ways to produce the sample are more </w:t>
+      </w:r>
+      <w:r>
+        <w:rPr>
+          <w:b/>
+          <w:bCs/>
+        </w:rPr>
+        <w:t>plausible</w:t>
+      </w:r>
+      <w:r>
+        <w:t>.</w:t>
+      </w:r>
+    </w:p>
+    <w:p>
+      <w:r>
+        <w:t>Unglamorous basis of applied probability:</w:t>
+      </w:r>
+    </w:p>
+    <w:p>
+      <w:r>
+        <w:t xml:space="preserve">Things that can </w:t>
+      </w:r>
+      <w:proofErr w:type="gramStart"/>
+      <w:r>
+        <w:t>happen</w:t>
+      </w:r>
+      <w:proofErr w:type="gramEnd"/>
+      <w:r>
+        <w:t xml:space="preserve"> more ways are more plausible.</w:t>
       </w:r>
     </w:p>
     <w:p>
@@ -1945,6 +2186,7 @@
         <w:rPr>
           <w:rFonts w:hint="eastAsia"/>
         </w:rPr>
+        <w:lastRenderedPageBreak/>
         <w:t>AIC, WAIC, cross-validation</w:t>
       </w:r>
     </w:p>
